--- a/lessons/8-5/downloads/reveal/8.5-session-1-practice-form-a.docx
+++ b/lessons/8-5/downloads/reveal/8.5-session-1-practice-form-a.docx
@@ -15,7 +15,7 @@
         <w:rPr>
           <w:rFonts w:ascii="Avenir Next" w:hAnsi="Avenir Next" w:cs="Avenir Next" w:eastAsia="Avenir Next"/>
           <w:color w:val="1A1A1A"/>
-          <w:sz w:val="20"/>
+          <w:sz w:val="22"/>
           <w:szCs w:val="20"/>
         </w:rPr>
         <w:t xml:space="preserve">Name</w:t>
@@ -33,7 +33,7 @@
         <w:rPr>
           <w:rFonts w:ascii="Avenir Next" w:hAnsi="Avenir Next" w:cs="Avenir Next" w:eastAsia="Avenir Next"/>
           <w:color w:val="1A1A1A"/>
-          <w:sz w:val="20"/>
+          <w:sz w:val="22"/>
           <w:szCs w:val="20"/>
         </w:rPr>
         <w:t xml:space="preserve">   Date</w:t>
@@ -51,7 +51,7 @@
         <w:rPr>
           <w:rFonts w:ascii="Avenir Next" w:hAnsi="Avenir Next" w:cs="Avenir Next" w:eastAsia="Avenir Next"/>
           <w:color w:val="1A1A1A"/>
-          <w:sz w:val="20"/>
+          <w:sz w:val="22"/>
           <w:szCs w:val="20"/>
         </w:rPr>
         <w:t xml:space="preserve">   Period</w:t>
@@ -78,7 +78,7 @@
           <w:caps/>
           <w:color w:val="003A70"/>
           <w:spacing w:val="12"/>
-          <w:sz w:val="19"/>
+          <w:sz w:val="22"/>
           <w:szCs w:val="19"/>
         </w:rPr>
         <w:t xml:space="preserve">Lesson 8-5  ·  Session 1  ·  Practice  ·  Form A</w:t>
@@ -86,6 +86,7 @@
     </w:p>
     <w:p>
       <w:pPr>
+        <w:pStyle w:val="Heading1"/>
         <w:keepNext/>
         <w:spacing w:before="0" w:after="10" w:line="240" w:lineRule="auto"/>
       </w:pPr>
@@ -111,7 +112,7 @@
         <w:rPr>
           <w:rFonts w:ascii="Avenir Next" w:hAnsi="Avenir Next" w:cs="Avenir Next" w:eastAsia="Avenir Next"/>
           <w:color w:val="5A5F66"/>
-          <w:sz w:val="17"/>
+          <w:sz w:val="22"/>
           <w:szCs w:val="17"/>
         </w:rPr>
         <w:t xml:space="preserve">Learning target — I can graph an inequality on a number line using an open or a closed dot.</w:t>
@@ -128,7 +129,7 @@
     </w:p>
     <w:p>
       <w:pPr>
-        <w:spacing w:before="0" w:after="0" w:line="60" w:lineRule="auto"/>
+        <w:spacing w:before="0" w:after="0" w:line="50" w:lineRule="exact"/>
       </w:pPr>
     </w:p>
     <w:tbl>
@@ -167,6 +168,7 @@
           </w:tcPr>
           <w:p>
             <w:pPr>
+              <w:pStyle w:val="Heading2"/>
               <w:spacing w:before="0" w:after="40" w:line="264" w:lineRule="auto"/>
             </w:pPr>
             <w:r>
@@ -194,63 +196,63 @@
                 <w:rFonts w:ascii="Avenir Next" w:hAnsi="Avenir Next" w:cs="Avenir Next" w:eastAsia="Avenir Next"/>
                 <w:b/>
                 <w:color w:val="003A70"/>
+                <w:sz w:val="22"/>
+                <w:szCs w:val="18"/>
+              </w:rPr>
+              <w:t xml:space="preserve">•</w:t>
+            </w:r>
+            <w:r>
+              <w:rPr>
+                <w:rFonts w:ascii="Avenir Next" w:hAnsi="Avenir Next" w:cs="Avenir Next" w:eastAsia="Avenir Next"/>
+                <w:color w:val="1A1A1A"/>
                 <w:sz w:val="18"/>
                 <w:szCs w:val="18"/>
               </w:rPr>
-              <w:t xml:space="preserve">•</w:t>
-            </w:r>
-            <w:r>
-              <w:rPr>
-                <w:rFonts w:ascii="Avenir Next" w:hAnsi="Avenir Next" w:cs="Avenir Next" w:eastAsia="Avenir Next"/>
-                <w:color w:val="1A1A1A"/>
-                <w:sz w:val="18"/>
+              <w:tab/>
+            </w:r>
+            <w:r>
+              <w:rPr>
+                <w:rFonts w:ascii="Avenir Next" w:hAnsi="Avenir Next" w:cs="Avenir Next" w:eastAsia="Avenir Next"/>
+                <w:color w:val="1A1A1A"/>
+                <w:sz w:val="22"/>
                 <w:szCs w:val="18"/>
               </w:rPr>
-              <w:tab/>
-            </w:r>
-            <w:r>
-              <w:rPr>
-                <w:rFonts w:ascii="Avenir Next" w:hAnsi="Avenir Next" w:cs="Avenir Next" w:eastAsia="Avenir Next"/>
-                <w:color w:val="1A1A1A"/>
-                <w:sz w:val="18"/>
+              <w:t xml:space="preserve">An </w:t>
+            </w:r>
+            <w:r>
+              <w:rPr>
+                <w:rFonts w:ascii="Avenir Next" w:hAnsi="Avenir Next" w:cs="Avenir Next" w:eastAsia="Avenir Next"/>
+                <w:b/>
+                <w:color w:val="1A1A1A"/>
+                <w:sz w:val="22"/>
                 <w:szCs w:val="18"/>
               </w:rPr>
-              <w:t xml:space="preserve">An </w:t>
-            </w:r>
-            <w:r>
-              <w:rPr>
-                <w:rFonts w:ascii="Avenir Next" w:hAnsi="Avenir Next" w:cs="Avenir Next" w:eastAsia="Avenir Next"/>
-                <w:b/>
-                <w:color w:val="1A1A1A"/>
-                <w:sz w:val="18"/>
+              <w:t xml:space="preserve">open dot</w:t>
+            </w:r>
+            <w:r>
+              <w:rPr>
+                <w:rFonts w:ascii="Avenir Next" w:hAnsi="Avenir Next" w:cs="Avenir Next" w:eastAsia="Avenir Next"/>
+                <w:color w:val="1A1A1A"/>
+                <w:sz w:val="22"/>
                 <w:szCs w:val="18"/>
               </w:rPr>
-              <w:t xml:space="preserve">open dot</w:t>
-            </w:r>
-            <w:r>
-              <w:rPr>
-                <w:rFonts w:ascii="Avenir Next" w:hAnsi="Avenir Next" w:cs="Avenir Next" w:eastAsia="Avenir Next"/>
-                <w:color w:val="1A1A1A"/>
-                <w:sz w:val="18"/>
+              <w:t xml:space="preserve"> means the boundary is NOT a solution (&lt; or &gt;). A </w:t>
+            </w:r>
+            <w:r>
+              <w:rPr>
+                <w:rFonts w:ascii="Avenir Next" w:hAnsi="Avenir Next" w:cs="Avenir Next" w:eastAsia="Avenir Next"/>
+                <w:b/>
+                <w:color w:val="1A1A1A"/>
+                <w:sz w:val="22"/>
                 <w:szCs w:val="18"/>
               </w:rPr>
-              <w:t xml:space="preserve"> means the boundary is NOT a solution (&lt; or &gt;). A </w:t>
-            </w:r>
-            <w:r>
-              <w:rPr>
-                <w:rFonts w:ascii="Avenir Next" w:hAnsi="Avenir Next" w:cs="Avenir Next" w:eastAsia="Avenir Next"/>
-                <w:b/>
-                <w:color w:val="1A1A1A"/>
-                <w:sz w:val="18"/>
-                <w:szCs w:val="18"/>
-              </w:rPr>
               <w:t xml:space="preserve">closed dot</w:t>
             </w:r>
             <w:r>
               <w:rPr>
                 <w:rFonts w:ascii="Avenir Next" w:hAnsi="Avenir Next" w:cs="Avenir Next" w:eastAsia="Avenir Next"/>
                 <w:color w:val="1A1A1A"/>
-                <w:sz w:val="18"/>
+                <w:sz w:val="22"/>
                 <w:szCs w:val="18"/>
               </w:rPr>
               <w:t xml:space="preserve"> means it is (≤ or ≥).</w:t>
@@ -269,63 +271,63 @@
                 <w:rFonts w:ascii="Avenir Next" w:hAnsi="Avenir Next" w:cs="Avenir Next" w:eastAsia="Avenir Next"/>
                 <w:b/>
                 <w:color w:val="003A70"/>
+                <w:sz w:val="22"/>
+                <w:szCs w:val="18"/>
+              </w:rPr>
+              <w:t xml:space="preserve">•</w:t>
+            </w:r>
+            <w:r>
+              <w:rPr>
+                <w:rFonts w:ascii="Avenir Next" w:hAnsi="Avenir Next" w:cs="Avenir Next" w:eastAsia="Avenir Next"/>
+                <w:color w:val="1A1A1A"/>
                 <w:sz w:val="18"/>
                 <w:szCs w:val="18"/>
               </w:rPr>
-              <w:t xml:space="preserve">•</w:t>
-            </w:r>
-            <w:r>
-              <w:rPr>
-                <w:rFonts w:ascii="Avenir Next" w:hAnsi="Avenir Next" w:cs="Avenir Next" w:eastAsia="Avenir Next"/>
-                <w:color w:val="1A1A1A"/>
-                <w:sz w:val="18"/>
+              <w:tab/>
+            </w:r>
+            <w:r>
+              <w:rPr>
+                <w:rFonts w:ascii="Avenir Next" w:hAnsi="Avenir Next" w:cs="Avenir Next" w:eastAsia="Avenir Next"/>
+                <w:color w:val="1A1A1A"/>
+                <w:sz w:val="22"/>
                 <w:szCs w:val="18"/>
               </w:rPr>
-              <w:tab/>
-            </w:r>
-            <w:r>
-              <w:rPr>
-                <w:rFonts w:ascii="Avenir Next" w:hAnsi="Avenir Next" w:cs="Avenir Next" w:eastAsia="Avenir Next"/>
-                <w:color w:val="1A1A1A"/>
-                <w:sz w:val="18"/>
+              <w:t xml:space="preserve">Point the arrow toward the numbers that work: &gt; and ≥ point </w:t>
+            </w:r>
+            <w:r>
+              <w:rPr>
+                <w:rFonts w:ascii="Avenir Next" w:hAnsi="Avenir Next" w:cs="Avenir Next" w:eastAsia="Avenir Next"/>
+                <w:b/>
+                <w:color w:val="1A1A1A"/>
+                <w:sz w:val="22"/>
                 <w:szCs w:val="18"/>
               </w:rPr>
-              <w:t xml:space="preserve">Point the arrow toward the numbers that work: &gt; and ≥ point </w:t>
-            </w:r>
-            <w:r>
-              <w:rPr>
-                <w:rFonts w:ascii="Avenir Next" w:hAnsi="Avenir Next" w:cs="Avenir Next" w:eastAsia="Avenir Next"/>
-                <w:b/>
-                <w:color w:val="1A1A1A"/>
-                <w:sz w:val="18"/>
+              <w:t xml:space="preserve">right</w:t>
+            </w:r>
+            <w:r>
+              <w:rPr>
+                <w:rFonts w:ascii="Avenir Next" w:hAnsi="Avenir Next" w:cs="Avenir Next" w:eastAsia="Avenir Next"/>
+                <w:color w:val="1A1A1A"/>
+                <w:sz w:val="22"/>
                 <w:szCs w:val="18"/>
               </w:rPr>
-              <w:t xml:space="preserve">right</w:t>
-            </w:r>
-            <w:r>
-              <w:rPr>
-                <w:rFonts w:ascii="Avenir Next" w:hAnsi="Avenir Next" w:cs="Avenir Next" w:eastAsia="Avenir Next"/>
-                <w:color w:val="1A1A1A"/>
-                <w:sz w:val="18"/>
+              <w:t xml:space="preserve">; &lt; and ≤ point </w:t>
+            </w:r>
+            <w:r>
+              <w:rPr>
+                <w:rFonts w:ascii="Avenir Next" w:hAnsi="Avenir Next" w:cs="Avenir Next" w:eastAsia="Avenir Next"/>
+                <w:b/>
+                <w:color w:val="1A1A1A"/>
+                <w:sz w:val="22"/>
                 <w:szCs w:val="18"/>
               </w:rPr>
-              <w:t xml:space="preserve">; &lt; and ≤ point </w:t>
-            </w:r>
-            <w:r>
-              <w:rPr>
-                <w:rFonts w:ascii="Avenir Next" w:hAnsi="Avenir Next" w:cs="Avenir Next" w:eastAsia="Avenir Next"/>
-                <w:b/>
-                <w:color w:val="1A1A1A"/>
-                <w:sz w:val="18"/>
-                <w:szCs w:val="18"/>
-              </w:rPr>
               <w:t xml:space="preserve">left</w:t>
             </w:r>
             <w:r>
               <w:rPr>
                 <w:rFonts w:ascii="Avenir Next" w:hAnsi="Avenir Next" w:cs="Avenir Next" w:eastAsia="Avenir Next"/>
                 <w:color w:val="1A1A1A"/>
-                <w:sz w:val="18"/>
+                <w:sz w:val="22"/>
                 <w:szCs w:val="18"/>
               </w:rPr>
               <w:t xml:space="preserve">.</w:t>
@@ -344,73 +346,73 @@
                 <w:rFonts w:ascii="Avenir Next" w:hAnsi="Avenir Next" w:cs="Avenir Next" w:eastAsia="Avenir Next"/>
                 <w:b/>
                 <w:color w:val="003A70"/>
+                <w:sz w:val="22"/>
+                <w:szCs w:val="18"/>
+              </w:rPr>
+              <w:t xml:space="preserve">•</w:t>
+            </w:r>
+            <w:r>
+              <w:rPr>
+                <w:rFonts w:ascii="Avenir Next" w:hAnsi="Avenir Next" w:cs="Avenir Next" w:eastAsia="Avenir Next"/>
+                <w:color w:val="1A1A1A"/>
                 <w:sz w:val="18"/>
                 <w:szCs w:val="18"/>
               </w:rPr>
-              <w:t xml:space="preserve">•</w:t>
-            </w:r>
-            <w:r>
-              <w:rPr>
-                <w:rFonts w:ascii="Avenir Next" w:hAnsi="Avenir Next" w:cs="Avenir Next" w:eastAsia="Avenir Next"/>
-                <w:color w:val="1A1A1A"/>
-                <w:sz w:val="18"/>
+              <w:tab/>
+            </w:r>
+            <w:r>
+              <w:rPr>
+                <w:rFonts w:ascii="Avenir Next" w:hAnsi="Avenir Next" w:cs="Avenir Next" w:eastAsia="Avenir Next"/>
+                <w:b/>
+                <w:color w:val="1A1A1A"/>
+                <w:sz w:val="22"/>
                 <w:szCs w:val="18"/>
               </w:rPr>
-              <w:tab/>
-            </w:r>
-            <w:r>
-              <w:rPr>
-                <w:rFonts w:ascii="Avenir Next" w:hAnsi="Avenir Next" w:cs="Avenir Next" w:eastAsia="Avenir Next"/>
-                <w:b/>
-                <w:color w:val="1A1A1A"/>
-                <w:sz w:val="18"/>
+              <w:t xml:space="preserve">At least</w:t>
+            </w:r>
+            <w:r>
+              <w:rPr>
+                <w:rFonts w:ascii="Avenir Next" w:hAnsi="Avenir Next" w:cs="Avenir Next" w:eastAsia="Avenir Next"/>
+                <w:color w:val="1A1A1A"/>
+                <w:sz w:val="22"/>
                 <w:szCs w:val="18"/>
               </w:rPr>
-              <w:t xml:space="preserve">At least</w:t>
-            </w:r>
-            <w:r>
-              <w:rPr>
-                <w:rFonts w:ascii="Avenir Next" w:hAnsi="Avenir Next" w:cs="Avenir Next" w:eastAsia="Avenir Next"/>
-                <w:color w:val="1A1A1A"/>
-                <w:sz w:val="18"/>
+              <w:t xml:space="preserve"> means ≥. </w:t>
+            </w:r>
+            <w:r>
+              <w:rPr>
+                <w:rFonts w:ascii="Avenir Next" w:hAnsi="Avenir Next" w:cs="Avenir Next" w:eastAsia="Avenir Next"/>
+                <w:b/>
+                <w:color w:val="1A1A1A"/>
+                <w:sz w:val="22"/>
                 <w:szCs w:val="18"/>
               </w:rPr>
-              <w:t xml:space="preserve"> means ≥. </w:t>
-            </w:r>
-            <w:r>
-              <w:rPr>
-                <w:rFonts w:ascii="Avenir Next" w:hAnsi="Avenir Next" w:cs="Avenir Next" w:eastAsia="Avenir Next"/>
-                <w:b/>
-                <w:color w:val="1A1A1A"/>
-                <w:sz w:val="18"/>
+              <w:t xml:space="preserve">At most</w:t>
+            </w:r>
+            <w:r>
+              <w:rPr>
+                <w:rFonts w:ascii="Avenir Next" w:hAnsi="Avenir Next" w:cs="Avenir Next" w:eastAsia="Avenir Next"/>
+                <w:color w:val="1A1A1A"/>
+                <w:sz w:val="22"/>
                 <w:szCs w:val="18"/>
               </w:rPr>
-              <w:t xml:space="preserve">At most</w:t>
-            </w:r>
-            <w:r>
-              <w:rPr>
-                <w:rFonts w:ascii="Avenir Next" w:hAnsi="Avenir Next" w:cs="Avenir Next" w:eastAsia="Avenir Next"/>
-                <w:color w:val="1A1A1A"/>
-                <w:sz w:val="18"/>
+              <w:t xml:space="preserve"> means ≤. </w:t>
+            </w:r>
+            <w:r>
+              <w:rPr>
+                <w:rFonts w:ascii="Avenir Next" w:hAnsi="Avenir Next" w:cs="Avenir Next" w:eastAsia="Avenir Next"/>
+                <w:b/>
+                <w:color w:val="1A1A1A"/>
+                <w:sz w:val="22"/>
                 <w:szCs w:val="18"/>
               </w:rPr>
-              <w:t xml:space="preserve"> means ≤. </w:t>
-            </w:r>
-            <w:r>
-              <w:rPr>
-                <w:rFonts w:ascii="Avenir Next" w:hAnsi="Avenir Next" w:cs="Avenir Next" w:eastAsia="Avenir Next"/>
-                <w:b/>
-                <w:color w:val="1A1A1A"/>
-                <w:sz w:val="18"/>
-                <w:szCs w:val="18"/>
-              </w:rPr>
               <w:t xml:space="preserve">Under</w:t>
             </w:r>
             <w:r>
               <w:rPr>
                 <w:rFonts w:ascii="Avenir Next" w:hAnsi="Avenir Next" w:cs="Avenir Next" w:eastAsia="Avenir Next"/>
                 <w:color w:val="1A1A1A"/>
-                <w:sz w:val="18"/>
+                <w:sz w:val="22"/>
                 <w:szCs w:val="18"/>
               </w:rPr>
               <w:t xml:space="preserve"> means &lt;.</w:t>
@@ -425,6 +427,7 @@
           </w:tcPr>
           <w:p>
             <w:pPr>
+              <w:pStyle w:val="Heading2"/>
               <w:spacing w:before="0" w:after="40" w:line="264" w:lineRule="auto"/>
             </w:pPr>
             <w:r>
@@ -447,7 +450,7 @@
               <w:rPr>
                 <w:rFonts w:ascii="Avenir Next" w:hAnsi="Avenir Next" w:cs="Avenir Next" w:eastAsia="Avenir Next"/>
                 <w:color w:val="1A1A1A"/>
-                <w:sz w:val="17"/>
+                <w:sz w:val="22"/>
                 <w:szCs w:val="17"/>
               </w:rPr>
               <w:t xml:space="preserve">Graph </w:t>
@@ -457,7 +460,7 @@
                 <w:rFonts w:ascii="Avenir Next" w:hAnsi="Avenir Next" w:cs="Avenir Next" w:eastAsia="Avenir Next"/>
                 <w:i/>
                 <w:color w:val="1A1A1A"/>
-                <w:sz w:val="17"/>
+                <w:sz w:val="22"/>
                 <w:szCs w:val="17"/>
               </w:rPr>
               <w:t xml:space="preserve">x</w:t>
@@ -466,7 +469,7 @@
               <w:rPr>
                 <w:rFonts w:ascii="Avenir Next" w:hAnsi="Avenir Next" w:cs="Avenir Next" w:eastAsia="Avenir Next"/>
                 <w:color w:val="1A1A1A"/>
-                <w:sz w:val="17"/>
+                <w:sz w:val="22"/>
                 <w:szCs w:val="17"/>
               </w:rPr>
               <w:t xml:space="preserve"> &lt; 6 on a number line.</w:t>
@@ -485,25 +488,25 @@
                 <w:rFonts w:ascii="Avenir Next" w:hAnsi="Avenir Next" w:cs="Avenir Next" w:eastAsia="Avenir Next"/>
                 <w:b/>
                 <w:color w:val="003A70"/>
+                <w:sz w:val="22"/>
+                <w:szCs w:val="17"/>
+              </w:rPr>
+              <w:t xml:space="preserve">Step 1</w:t>
+            </w:r>
+            <w:r>
+              <w:rPr>
+                <w:rFonts w:ascii="Avenir Next" w:hAnsi="Avenir Next" w:cs="Avenir Next" w:eastAsia="Avenir Next"/>
+                <w:color w:val="1A1A1A"/>
                 <w:sz w:val="17"/>
                 <w:szCs w:val="17"/>
               </w:rPr>
-              <w:t xml:space="preserve">Step 1</w:t>
-            </w:r>
-            <w:r>
-              <w:rPr>
-                <w:rFonts w:ascii="Avenir Next" w:hAnsi="Avenir Next" w:cs="Avenir Next" w:eastAsia="Avenir Next"/>
-                <w:color w:val="1A1A1A"/>
-                <w:sz w:val="17"/>
-                <w:szCs w:val="17"/>
-              </w:rPr>
               <w:tab/>
             </w:r>
             <w:r>
               <w:rPr>
                 <w:rFonts w:ascii="Avenir Next" w:hAnsi="Avenir Next" w:cs="Avenir Next" w:eastAsia="Avenir Next"/>
                 <w:color w:val="1A1A1A"/>
-                <w:sz w:val="17"/>
+                <w:sz w:val="22"/>
                 <w:szCs w:val="17"/>
               </w:rPr>
               <w:t xml:space="preserve">The boundary number is 6.</w:t>
@@ -522,25 +525,25 @@
                 <w:rFonts w:ascii="Avenir Next" w:hAnsi="Avenir Next" w:cs="Avenir Next" w:eastAsia="Avenir Next"/>
                 <w:b/>
                 <w:color w:val="003A70"/>
+                <w:sz w:val="22"/>
+                <w:szCs w:val="17"/>
+              </w:rPr>
+              <w:t xml:space="preserve">Step 2</w:t>
+            </w:r>
+            <w:r>
+              <w:rPr>
+                <w:rFonts w:ascii="Avenir Next" w:hAnsi="Avenir Next" w:cs="Avenir Next" w:eastAsia="Avenir Next"/>
+                <w:color w:val="1A1A1A"/>
                 <w:sz w:val="17"/>
                 <w:szCs w:val="17"/>
               </w:rPr>
-              <w:t xml:space="preserve">Step 2</w:t>
-            </w:r>
-            <w:r>
-              <w:rPr>
-                <w:rFonts w:ascii="Avenir Next" w:hAnsi="Avenir Next" w:cs="Avenir Next" w:eastAsia="Avenir Next"/>
-                <w:color w:val="1A1A1A"/>
-                <w:sz w:val="17"/>
-                <w:szCs w:val="17"/>
-              </w:rPr>
               <w:tab/>
             </w:r>
             <w:r>
               <w:rPr>
                 <w:rFonts w:ascii="Avenir Next" w:hAnsi="Avenir Next" w:cs="Avenir Next" w:eastAsia="Avenir Next"/>
                 <w:color w:val="1A1A1A"/>
-                <w:sz w:val="17"/>
+                <w:sz w:val="22"/>
                 <w:szCs w:val="17"/>
               </w:rPr>
               <w:t xml:space="preserve">&lt; does not include 6, so draw an open dot at 6.</w:t>
@@ -559,25 +562,25 @@
                 <w:rFonts w:ascii="Avenir Next" w:hAnsi="Avenir Next" w:cs="Avenir Next" w:eastAsia="Avenir Next"/>
                 <w:b/>
                 <w:color w:val="003A70"/>
+                <w:sz w:val="22"/>
+                <w:szCs w:val="17"/>
+              </w:rPr>
+              <w:t xml:space="preserve">Step 3</w:t>
+            </w:r>
+            <w:r>
+              <w:rPr>
+                <w:rFonts w:ascii="Avenir Next" w:hAnsi="Avenir Next" w:cs="Avenir Next" w:eastAsia="Avenir Next"/>
+                <w:color w:val="1A1A1A"/>
                 <w:sz w:val="17"/>
                 <w:szCs w:val="17"/>
               </w:rPr>
-              <w:t xml:space="preserve">Step 3</w:t>
-            </w:r>
-            <w:r>
-              <w:rPr>
-                <w:rFonts w:ascii="Avenir Next" w:hAnsi="Avenir Next" w:cs="Avenir Next" w:eastAsia="Avenir Next"/>
-                <w:color w:val="1A1A1A"/>
-                <w:sz w:val="17"/>
-                <w:szCs w:val="17"/>
-              </w:rPr>
               <w:tab/>
             </w:r>
             <w:r>
               <w:rPr>
                 <w:rFonts w:ascii="Avenir Next" w:hAnsi="Avenir Next" w:cs="Avenir Next" w:eastAsia="Avenir Next"/>
                 <w:color w:val="1A1A1A"/>
-                <w:sz w:val="17"/>
+                <w:sz w:val="22"/>
                 <w:szCs w:val="17"/>
               </w:rPr>
               <w:t xml:space="preserve">Less than 6 means the arrow points left. Test: 5 &lt; 6 is true.</w:t>
@@ -596,18 +599,18 @@
                 <w:rFonts w:ascii="Avenir Next" w:hAnsi="Avenir Next" w:cs="Avenir Next" w:eastAsia="Avenir Next"/>
                 <w:b/>
                 <w:color w:val="1A1A1A"/>
+                <w:sz w:val="22"/>
+                <w:szCs w:val="17"/>
+              </w:rPr>
+              <w:t xml:space="preserve">Answer</w:t>
+            </w:r>
+            <w:r>
+              <w:rPr>
+                <w:rFonts w:ascii="Avenir Next" w:hAnsi="Avenir Next" w:cs="Avenir Next" w:eastAsia="Avenir Next"/>
+                <w:color w:val="1A1A1A"/>
                 <w:sz w:val="17"/>
                 <w:szCs w:val="17"/>
               </w:rPr>
-              <w:t xml:space="preserve">Answer</w:t>
-            </w:r>
-            <w:r>
-              <w:rPr>
-                <w:rFonts w:ascii="Avenir Next" w:hAnsi="Avenir Next" w:cs="Avenir Next" w:eastAsia="Avenir Next"/>
-                <w:color w:val="1A1A1A"/>
-                <w:sz w:val="17"/>
-                <w:szCs w:val="17"/>
-              </w:rPr>
               <w:tab/>
             </w:r>
             <w:r>
@@ -615,7 +618,7 @@
                 <w:rFonts w:ascii="Avenir Next" w:hAnsi="Avenir Next" w:cs="Avenir Next" w:eastAsia="Avenir Next"/>
                 <w:b/>
                 <w:color w:val="1A1A1A"/>
-                <w:sz w:val="17"/>
+                <w:sz w:val="22"/>
                 <w:szCs w:val="17"/>
               </w:rPr>
               <w:t xml:space="preserve">open dot at 6, arrow pointing left</w:t>
@@ -644,7 +647,7 @@
           <w:rFonts w:ascii="Avenir Next" w:hAnsi="Avenir Next" w:cs="Avenir Next" w:eastAsia="Avenir Next"/>
           <w:b/>
           <w:color w:val="1A1A1A"/>
-          <w:sz w:val="17"/>
+          <w:sz w:val="22"/>
           <w:szCs w:val="17"/>
         </w:rPr>
         <w:t xml:space="preserve">boundary point</w:t>
@@ -654,7 +657,7 @@
           <w:rFonts w:ascii="Avenir Next" w:hAnsi="Avenir Next" w:cs="Avenir Next" w:eastAsia="Avenir Next"/>
           <w:i/>
           <w:color w:val="5A5F66"/>
-          <w:sz w:val="17"/>
+          <w:sz w:val="22"/>
           <w:szCs w:val="17"/>
         </w:rPr>
         <w:t xml:space="preserve"> (punto límite)</w:t>
@@ -663,7 +666,7 @@
         <w:rPr>
           <w:rFonts w:ascii="Avenir Next" w:hAnsi="Avenir Next" w:cs="Avenir Next" w:eastAsia="Avenir Next"/>
           <w:color w:val="5A5F66"/>
-          <w:sz w:val="17"/>
+          <w:sz w:val="22"/>
           <w:szCs w:val="17"/>
         </w:rPr>
         <w:t xml:space="preserve">   ·   </w:t>
@@ -673,7 +676,7 @@
           <w:rFonts w:ascii="Avenir Next" w:hAnsi="Avenir Next" w:cs="Avenir Next" w:eastAsia="Avenir Next"/>
           <w:b/>
           <w:color w:val="1A1A1A"/>
-          <w:sz w:val="17"/>
+          <w:sz w:val="22"/>
           <w:szCs w:val="17"/>
         </w:rPr>
         <w:t xml:space="preserve">closed circle</w:t>
@@ -683,7 +686,7 @@
           <w:rFonts w:ascii="Avenir Next" w:hAnsi="Avenir Next" w:cs="Avenir Next" w:eastAsia="Avenir Next"/>
           <w:i/>
           <w:color w:val="5A5F66"/>
-          <w:sz w:val="17"/>
+          <w:sz w:val="22"/>
           <w:szCs w:val="17"/>
         </w:rPr>
         <w:t xml:space="preserve"> (círculo cerrado)</w:t>
@@ -692,7 +695,7 @@
         <w:rPr>
           <w:rFonts w:ascii="Avenir Next" w:hAnsi="Avenir Next" w:cs="Avenir Next" w:eastAsia="Avenir Next"/>
           <w:color w:val="5A5F66"/>
-          <w:sz w:val="17"/>
+          <w:sz w:val="22"/>
           <w:szCs w:val="17"/>
         </w:rPr>
         <w:t xml:space="preserve">   ·   </w:t>
@@ -702,7 +705,7 @@
           <w:rFonts w:ascii="Avenir Next" w:hAnsi="Avenir Next" w:cs="Avenir Next" w:eastAsia="Avenir Next"/>
           <w:b/>
           <w:color w:val="1A1A1A"/>
-          <w:sz w:val="17"/>
+          <w:sz w:val="22"/>
           <w:szCs w:val="17"/>
         </w:rPr>
         <w:t xml:space="preserve">open circle</w:t>
@@ -712,7 +715,7 @@
           <w:rFonts w:ascii="Avenir Next" w:hAnsi="Avenir Next" w:cs="Avenir Next" w:eastAsia="Avenir Next"/>
           <w:i/>
           <w:color w:val="5A5F66"/>
-          <w:sz w:val="17"/>
+          <w:sz w:val="22"/>
           <w:szCs w:val="17"/>
         </w:rPr>
         <w:t xml:space="preserve"> (círculo abierto)</w:t>
@@ -720,6 +723,7 @@
     </w:p>
     <w:p>
       <w:pPr>
+        <w:pStyle w:val="Heading2"/>
         <w:keepNext/>
         <w:pBdr>
           <w:bottom w:val="single" w:sz="8" w:space="3" w:color="003A70"/>
@@ -735,7 +739,7 @@
           <w:b/>
           <w:color w:val="003A70"/>
           <w:spacing w:val="14"/>
-          <w:sz w:val="19"/>
+          <w:sz w:val="22"/>
           <w:szCs w:val="19"/>
         </w:rPr>
         <w:t xml:space="preserve">PRACTICE</w:t>
@@ -754,7 +758,7 @@
           <w:rFonts w:ascii="Avenir Next" w:hAnsi="Avenir Next" w:cs="Avenir Next" w:eastAsia="Avenir Next"/>
           <w:i/>
           <w:color w:val="5A5F66"/>
-          <w:sz w:val="17"/>
+          <w:sz w:val="22"/>
           <w:szCs w:val="17"/>
         </w:rPr>
         <w:t xml:space="preserve">show your work · label units</w:t>
@@ -762,7 +766,7 @@
     </w:p>
     <w:p>
       <w:pPr>
-        <w:spacing w:before="0" w:after="0" w:line="20" w:lineRule="exact"/>
+        <w:spacing w:before="0" w:after="0" w:line="50" w:lineRule="exact"/>
       </w:pPr>
     </w:p>
     <w:tbl>
@@ -812,25 +816,25 @@
                 <w:rFonts w:ascii="Avenir Next" w:hAnsi="Avenir Next" w:cs="Avenir Next" w:eastAsia="Avenir Next"/>
                 <w:b/>
                 <w:color w:val="1A1A1A"/>
+                <w:sz w:val="22"/>
+                <w:szCs w:val="20"/>
+              </w:rPr>
+              <w:t xml:space="preserve">1.</w:t>
+            </w:r>
+            <w:r>
+              <w:rPr>
+                <w:rFonts w:ascii="Avenir Next" w:hAnsi="Avenir Next" w:cs="Avenir Next" w:eastAsia="Avenir Next"/>
+                <w:color w:val="1A1A1A"/>
                 <w:sz w:val="20"/>
                 <w:szCs w:val="20"/>
               </w:rPr>
-              <w:t xml:space="preserve">1.</w:t>
-            </w:r>
-            <w:r>
-              <w:rPr>
-                <w:rFonts w:ascii="Avenir Next" w:hAnsi="Avenir Next" w:cs="Avenir Next" w:eastAsia="Avenir Next"/>
-                <w:color w:val="1A1A1A"/>
-                <w:sz w:val="20"/>
-                <w:szCs w:val="20"/>
-              </w:rPr>
               <w:tab/>
             </w:r>
             <w:r>
               <w:rPr>
                 <w:rFonts w:ascii="Avenir Next" w:hAnsi="Avenir Next" w:cs="Avenir Next" w:eastAsia="Avenir Next"/>
                 <w:color w:val="1A1A1A"/>
-                <w:sz w:val="20"/>
+                <w:sz w:val="22"/>
                 <w:szCs w:val="20"/>
               </w:rPr>
               <w:t xml:space="preserve">Describe each graph: open or closed dot, and the arrow direction.</w:t>
@@ -885,7 +889,7 @@
                       <w:rFonts w:ascii="Avenir Next" w:hAnsi="Avenir Next" w:cs="Avenir Next" w:eastAsia="Avenir Next"/>
                       <w:b/>
                       <w:color w:val="003A70"/>
-                      <w:sz w:val="20"/>
+                      <w:sz w:val="22"/>
                       <w:szCs w:val="20"/>
                     </w:rPr>
                     <w:t xml:space="preserve">a.</w:t>
@@ -904,7 +908,7 @@
                       <w:rFonts w:ascii="Avenir Next" w:hAnsi="Avenir Next" w:cs="Avenir Next" w:eastAsia="Avenir Next"/>
                       <w:i/>
                       <w:color w:val="1A1A1A"/>
-                      <w:sz w:val="20"/>
+                      <w:sz w:val="22"/>
                       <w:szCs w:val="20"/>
                     </w:rPr>
                     <w:t xml:space="preserve">n</w:t>
@@ -913,7 +917,7 @@
                     <w:rPr>
                       <w:rFonts w:ascii="Avenir Next" w:hAnsi="Avenir Next" w:cs="Avenir Next" w:eastAsia="Avenir Next"/>
                       <w:color w:val="1A1A1A"/>
-                      <w:sz w:val="20"/>
+                      <w:sz w:val="22"/>
                       <w:szCs w:val="20"/>
                     </w:rPr>
                     <w:t xml:space="preserve"> &gt; 6</w:t>
@@ -957,7 +961,7 @@
                       <w:rFonts w:ascii="Avenir Next" w:hAnsi="Avenir Next" w:cs="Avenir Next" w:eastAsia="Avenir Next"/>
                       <w:b/>
                       <w:color w:val="003A70"/>
-                      <w:sz w:val="20"/>
+                      <w:sz w:val="22"/>
                       <w:szCs w:val="20"/>
                     </w:rPr>
                     <w:t xml:space="preserve">b.</w:t>
@@ -976,7 +980,7 @@
                       <w:rFonts w:ascii="Avenir Next" w:hAnsi="Avenir Next" w:cs="Avenir Next" w:eastAsia="Avenir Next"/>
                       <w:i/>
                       <w:color w:val="1A1A1A"/>
-                      <w:sz w:val="20"/>
+                      <w:sz w:val="22"/>
                       <w:szCs w:val="20"/>
                     </w:rPr>
                     <w:t xml:space="preserve">k</w:t>
@@ -985,7 +989,7 @@
                     <w:rPr>
                       <w:rFonts w:ascii="Avenir Next" w:hAnsi="Avenir Next" w:cs="Avenir Next" w:eastAsia="Avenir Next"/>
                       <w:color w:val="1A1A1A"/>
-                      <w:sz w:val="20"/>
+                      <w:sz w:val="22"/>
                       <w:szCs w:val="20"/>
                     </w:rPr>
                     <w:t xml:space="preserve"> ≤ 2</w:t>
@@ -1035,7 +1039,7 @@
                       <w:rFonts w:ascii="Avenir Next" w:hAnsi="Avenir Next" w:cs="Avenir Next" w:eastAsia="Avenir Next"/>
                       <w:b/>
                       <w:color w:val="003A70"/>
-                      <w:sz w:val="20"/>
+                      <w:sz w:val="22"/>
                       <w:szCs w:val="20"/>
                     </w:rPr>
                     <w:t xml:space="preserve">c.</w:t>
@@ -1054,7 +1058,7 @@
                       <w:rFonts w:ascii="Avenir Next" w:hAnsi="Avenir Next" w:cs="Avenir Next" w:eastAsia="Avenir Next"/>
                       <w:i/>
                       <w:color w:val="1A1A1A"/>
-                      <w:sz w:val="20"/>
+                      <w:sz w:val="22"/>
                       <w:szCs w:val="20"/>
                     </w:rPr>
                     <w:t xml:space="preserve">x</w:t>
@@ -1063,7 +1067,7 @@
                     <w:rPr>
                       <w:rFonts w:ascii="Avenir Next" w:hAnsi="Avenir Next" w:cs="Avenir Next" w:eastAsia="Avenir Next"/>
                       <w:color w:val="1A1A1A"/>
-                      <w:sz w:val="20"/>
+                      <w:sz w:val="22"/>
                       <w:szCs w:val="20"/>
                     </w:rPr>
                     <w:t xml:space="preserve"> ≥ −3</w:t>
@@ -1107,7 +1111,7 @@
                       <w:rFonts w:ascii="Avenir Next" w:hAnsi="Avenir Next" w:cs="Avenir Next" w:eastAsia="Avenir Next"/>
                       <w:b/>
                       <w:color w:val="003A70"/>
-                      <w:sz w:val="20"/>
+                      <w:sz w:val="22"/>
                       <w:szCs w:val="20"/>
                     </w:rPr>
                     <w:t xml:space="preserve">d.</w:t>
@@ -1126,7 +1130,7 @@
                       <w:rFonts w:ascii="Avenir Next" w:hAnsi="Avenir Next" w:cs="Avenir Next" w:eastAsia="Avenir Next"/>
                       <w:i/>
                       <w:color w:val="1A1A1A"/>
-                      <w:sz w:val="20"/>
+                      <w:sz w:val="22"/>
                       <w:szCs w:val="20"/>
                     </w:rPr>
                     <w:t xml:space="preserve">p</w:t>
@@ -1135,7 +1139,7 @@
                     <w:rPr>
                       <w:rFonts w:ascii="Avenir Next" w:hAnsi="Avenir Next" w:cs="Avenir Next" w:eastAsia="Avenir Next"/>
                       <w:color w:val="1A1A1A"/>
-                      <w:sz w:val="20"/>
+                      <w:sz w:val="22"/>
                       <w:szCs w:val="20"/>
                     </w:rPr>
                     <w:t xml:space="preserve"> &lt; 8</w:t>
@@ -1165,7 +1169,7 @@
           </w:tbl>
           <w:p>
             <w:pPr>
-              <w:spacing w:before="0" w:after="0" w:line="24" w:lineRule="auto"/>
+              <w:spacing w:before="0" w:after="0" w:line="50" w:lineRule="exact"/>
             </w:pPr>
           </w:p>
         </w:tc>
@@ -1173,12 +1177,12 @@
     </w:tbl>
     <w:p>
       <w:pPr>
-        <w:spacing w:before="0" w:after="0" w:line="20" w:lineRule="exact"/>
+        <w:spacing w:before="0" w:after="0" w:line="50" w:lineRule="exact"/>
       </w:pPr>
     </w:p>
     <w:p>
       <w:pPr>
-        <w:spacing w:before="0" w:after="0" w:line="20" w:lineRule="exact"/>
+        <w:spacing w:before="0" w:after="0" w:line="50" w:lineRule="exact"/>
       </w:pPr>
     </w:p>
     <w:tbl>
@@ -1228,18 +1232,18 @@
                 <w:rFonts w:ascii="Avenir Next" w:hAnsi="Avenir Next" w:cs="Avenir Next" w:eastAsia="Avenir Next"/>
                 <w:b/>
                 <w:color w:val="1A1A1A"/>
+                <w:sz w:val="22"/>
+                <w:szCs w:val="20"/>
+              </w:rPr>
+              <w:t xml:space="preserve">2.</w:t>
+            </w:r>
+            <w:r>
+              <w:rPr>
+                <w:rFonts w:ascii="Avenir Next" w:hAnsi="Avenir Next" w:cs="Avenir Next" w:eastAsia="Avenir Next"/>
+                <w:color w:val="1A1A1A"/>
                 <w:sz w:val="20"/>
                 <w:szCs w:val="20"/>
               </w:rPr>
-              <w:t xml:space="preserve">2.</w:t>
-            </w:r>
-            <w:r>
-              <w:rPr>
-                <w:rFonts w:ascii="Avenir Next" w:hAnsi="Avenir Next" w:cs="Avenir Next" w:eastAsia="Avenir Next"/>
-                <w:color w:val="1A1A1A"/>
-                <w:sz w:val="20"/>
-                <w:szCs w:val="20"/>
-              </w:rPr>
               <w:tab/>
             </w:r>
             <w:r>
@@ -1247,7 +1251,7 @@
                 <w:rFonts w:ascii="Avenir Next" w:hAnsi="Avenir Next" w:cs="Avenir Next" w:eastAsia="Avenir Next"/>
                 <w:b/>
                 <w:color w:val="1A1A1A"/>
-                <w:sz w:val="20"/>
+                <w:sz w:val="22"/>
                 <w:szCs w:val="20"/>
               </w:rPr>
               <w:t xml:space="preserve">Donation Box.  </w:t>
@@ -1256,7 +1260,7 @@
               <w:rPr>
                 <w:rFonts w:ascii="Avenir Next" w:hAnsi="Avenir Next" w:cs="Avenir Next" w:eastAsia="Avenir Next"/>
                 <w:color w:val="1A1A1A"/>
-                <w:sz w:val="20"/>
+                <w:sz w:val="22"/>
                 <w:szCs w:val="20"/>
               </w:rPr>
               <w:t xml:space="preserve">A food pantry accepts a donation box only when it weighs at least 15 pounds. Let </w:t>
@@ -1266,7 +1270,7 @@
                 <w:rFonts w:ascii="Avenir Next" w:hAnsi="Avenir Next" w:cs="Avenir Next" w:eastAsia="Avenir Next"/>
                 <w:i/>
                 <w:color w:val="1A1A1A"/>
-                <w:sz w:val="20"/>
+                <w:sz w:val="22"/>
                 <w:szCs w:val="20"/>
               </w:rPr>
               <w:t xml:space="preserve">w</w:t>
@@ -1275,7 +1279,7 @@
               <w:rPr>
                 <w:rFonts w:ascii="Avenir Next" w:hAnsi="Avenir Next" w:cs="Avenir Next" w:eastAsia="Avenir Next"/>
                 <w:color w:val="1A1A1A"/>
-                <w:sz w:val="20"/>
+                <w:sz w:val="22"/>
                 <w:szCs w:val="20"/>
               </w:rPr>
               <w:t xml:space="preserve"> be the weight in pounds.</w:t>
@@ -1291,7 +1295,7 @@
               <w:drawing>
                 <wp:inline distT="0" distB="0" distL="0" distR="0">
                   <wp:extent cx="3840480" cy="425196"/>
-                  <wp:docPr id="1" name="Figure 1"/>
+                  <wp:docPr id="1" name="Figure 1" descr="Number line from 10 to 20, ticks every 1."/>
                   <a:graphic xmlns:a="http://schemas.openxmlformats.org/drawingml/2006/main">
                     <a:graphicData uri="http://schemas.openxmlformats.org/drawingml/2006/picture">
                       <pic:pic xmlns:pic="http://schemas.openxmlformats.org/drawingml/2006/picture">
@@ -1335,25 +1339,25 @@
                 <w:rFonts w:ascii="Avenir Next" w:hAnsi="Avenir Next" w:cs="Avenir Next" w:eastAsia="Avenir Next"/>
                 <w:b/>
                 <w:color w:val="003A70"/>
+                <w:sz w:val="22"/>
+                <w:szCs w:val="20"/>
+              </w:rPr>
+              <w:t xml:space="preserve">a.</w:t>
+            </w:r>
+            <w:r>
+              <w:rPr>
+                <w:rFonts w:ascii="Avenir Next" w:hAnsi="Avenir Next" w:cs="Avenir Next" w:eastAsia="Avenir Next"/>
+                <w:color w:val="1A1A1A"/>
                 <w:sz w:val="20"/>
                 <w:szCs w:val="20"/>
               </w:rPr>
-              <w:t xml:space="preserve">a.</w:t>
-            </w:r>
-            <w:r>
-              <w:rPr>
-                <w:rFonts w:ascii="Avenir Next" w:hAnsi="Avenir Next" w:cs="Avenir Next" w:eastAsia="Avenir Next"/>
-                <w:color w:val="1A1A1A"/>
-                <w:sz w:val="20"/>
-                <w:szCs w:val="20"/>
-              </w:rPr>
               <w:tab/>
             </w:r>
             <w:r>
               <w:rPr>
                 <w:rFonts w:ascii="Avenir Next" w:hAnsi="Avenir Next" w:cs="Avenir Next" w:eastAsia="Avenir Next"/>
                 <w:color w:val="1A1A1A"/>
-                <w:sz w:val="20"/>
+                <w:sz w:val="22"/>
                 <w:szCs w:val="20"/>
               </w:rPr>
               <w:t xml:space="preserve">Write the inequality.</w:t>
@@ -1392,25 +1396,25 @@
                 <w:rFonts w:ascii="Avenir Next" w:hAnsi="Avenir Next" w:cs="Avenir Next" w:eastAsia="Avenir Next"/>
                 <w:b/>
                 <w:color w:val="003A70"/>
+                <w:sz w:val="22"/>
+                <w:szCs w:val="20"/>
+              </w:rPr>
+              <w:t xml:space="preserve">b.</w:t>
+            </w:r>
+            <w:r>
+              <w:rPr>
+                <w:rFonts w:ascii="Avenir Next" w:hAnsi="Avenir Next" w:cs="Avenir Next" w:eastAsia="Avenir Next"/>
+                <w:color w:val="1A1A1A"/>
                 <w:sz w:val="20"/>
                 <w:szCs w:val="20"/>
               </w:rPr>
-              <w:t xml:space="preserve">b.</w:t>
-            </w:r>
-            <w:r>
-              <w:rPr>
-                <w:rFonts w:ascii="Avenir Next" w:hAnsi="Avenir Next" w:cs="Avenir Next" w:eastAsia="Avenir Next"/>
-                <w:color w:val="1A1A1A"/>
-                <w:sz w:val="20"/>
-                <w:szCs w:val="20"/>
-              </w:rPr>
               <w:tab/>
             </w:r>
             <w:r>
               <w:rPr>
                 <w:rFonts w:ascii="Avenir Next" w:hAnsi="Avenir Next" w:cs="Avenir Next" w:eastAsia="Avenir Next"/>
                 <w:color w:val="1A1A1A"/>
-                <w:sz w:val="20"/>
+                <w:sz w:val="22"/>
                 <w:szCs w:val="20"/>
               </w:rPr>
               <w:t xml:space="preserve">Graph it on the number line.</w:t>
@@ -1430,25 +1434,25 @@
                 <w:rFonts w:ascii="Avenir Next" w:hAnsi="Avenir Next" w:cs="Avenir Next" w:eastAsia="Avenir Next"/>
                 <w:b/>
                 <w:color w:val="003A70"/>
+                <w:sz w:val="22"/>
+                <w:szCs w:val="20"/>
+              </w:rPr>
+              <w:t xml:space="preserve">c.</w:t>
+            </w:r>
+            <w:r>
+              <w:rPr>
+                <w:rFonts w:ascii="Avenir Next" w:hAnsi="Avenir Next" w:cs="Avenir Next" w:eastAsia="Avenir Next"/>
+                <w:color w:val="1A1A1A"/>
                 <w:sz w:val="20"/>
                 <w:szCs w:val="20"/>
               </w:rPr>
-              <w:t xml:space="preserve">c.</w:t>
-            </w:r>
-            <w:r>
-              <w:rPr>
-                <w:rFonts w:ascii="Avenir Next" w:hAnsi="Avenir Next" w:cs="Avenir Next" w:eastAsia="Avenir Next"/>
-                <w:color w:val="1A1A1A"/>
-                <w:sz w:val="20"/>
-                <w:szCs w:val="20"/>
-              </w:rPr>
               <w:tab/>
             </w:r>
             <w:r>
               <w:rPr>
                 <w:rFonts w:ascii="Avenir Next" w:hAnsi="Avenir Next" w:cs="Avenir Next" w:eastAsia="Avenir Next"/>
                 <w:color w:val="1A1A1A"/>
-                <w:sz w:val="20"/>
+                <w:sz w:val="22"/>
                 <w:szCs w:val="20"/>
               </w:rPr>
               <w:t xml:space="preserve">Name one value that works and one that does not.</w:t>
@@ -1478,12 +1482,12 @@
     </w:tbl>
     <w:p>
       <w:pPr>
-        <w:spacing w:before="0" w:after="0" w:line="20" w:lineRule="exact"/>
+        <w:spacing w:before="0" w:after="0" w:line="50" w:lineRule="exact"/>
       </w:pPr>
     </w:p>
     <w:p>
       <w:pPr>
-        <w:spacing w:before="0" w:after="0" w:line="20" w:lineRule="exact"/>
+        <w:spacing w:before="0" w:after="0" w:line="50" w:lineRule="exact"/>
       </w:pPr>
     </w:p>
     <w:tbl>
@@ -1533,18 +1537,18 @@
                 <w:rFonts w:ascii="Avenir Next" w:hAnsi="Avenir Next" w:cs="Avenir Next" w:eastAsia="Avenir Next"/>
                 <w:b/>
                 <w:color w:val="1A1A1A"/>
+                <w:sz w:val="22"/>
+                <w:szCs w:val="20"/>
+              </w:rPr>
+              <w:t xml:space="preserve">3.</w:t>
+            </w:r>
+            <w:r>
+              <w:rPr>
+                <w:rFonts w:ascii="Avenir Next" w:hAnsi="Avenir Next" w:cs="Avenir Next" w:eastAsia="Avenir Next"/>
+                <w:color w:val="1A1A1A"/>
                 <w:sz w:val="20"/>
                 <w:szCs w:val="20"/>
               </w:rPr>
-              <w:t xml:space="preserve">3.</w:t>
-            </w:r>
-            <w:r>
-              <w:rPr>
-                <w:rFonts w:ascii="Avenir Next" w:hAnsi="Avenir Next" w:cs="Avenir Next" w:eastAsia="Avenir Next"/>
-                <w:color w:val="1A1A1A"/>
-                <w:sz w:val="20"/>
-                <w:szCs w:val="20"/>
-              </w:rPr>
               <w:tab/>
             </w:r>
             <w:r>
@@ -1552,7 +1556,7 @@
                 <w:rFonts w:ascii="Avenir Next" w:hAnsi="Avenir Next" w:cs="Avenir Next" w:eastAsia="Avenir Next"/>
                 <w:b/>
                 <w:color w:val="1A1A1A"/>
-                <w:sz w:val="20"/>
+                <w:sz w:val="22"/>
                 <w:szCs w:val="20"/>
               </w:rPr>
               <w:t xml:space="preserve">Freezer Setting.  </w:t>
@@ -1561,7 +1565,7 @@
               <w:rPr>
                 <w:rFonts w:ascii="Avenir Next" w:hAnsi="Avenir Next" w:cs="Avenir Next" w:eastAsia="Avenir Next"/>
                 <w:color w:val="1A1A1A"/>
-                <w:sz w:val="20"/>
+                <w:sz w:val="22"/>
                 <w:szCs w:val="20"/>
               </w:rPr>
               <w:t xml:space="preserve">A freezer keeps food frozen when the temperature stays at most 8 degrees Fahrenheit. Write an inequality using </w:t>
@@ -1571,7 +1575,7 @@
                 <w:rFonts w:ascii="Avenir Next" w:hAnsi="Avenir Next" w:cs="Avenir Next" w:eastAsia="Avenir Next"/>
                 <w:i/>
                 <w:color w:val="1A1A1A"/>
-                <w:sz w:val="20"/>
+                <w:sz w:val="22"/>
                 <w:szCs w:val="20"/>
               </w:rPr>
               <w:t xml:space="preserve">t</w:t>
@@ -1580,7 +1584,7 @@
               <w:rPr>
                 <w:rFonts w:ascii="Avenir Next" w:hAnsi="Avenir Next" w:cs="Avenir Next" w:eastAsia="Avenir Next"/>
                 <w:color w:val="1A1A1A"/>
-                <w:sz w:val="20"/>
+                <w:sz w:val="22"/>
                 <w:szCs w:val="20"/>
               </w:rPr>
               <w:t xml:space="preserve">. Then graph it.</w:t>
@@ -1597,7 +1601,7 @@
                 <w:rFonts w:ascii="Avenir Next" w:hAnsi="Avenir Next" w:cs="Avenir Next" w:eastAsia="Avenir Next"/>
                 <w:b/>
                 <w:color w:val="003A70"/>
-                <w:sz w:val="17"/>
+                <w:sz w:val="22"/>
                 <w:szCs w:val="17"/>
               </w:rPr>
               <w:t xml:space="preserve">Hint  </w:t>
@@ -1607,7 +1611,7 @@
                 <w:rFonts w:ascii="Avenir Next" w:hAnsi="Avenir Next" w:cs="Avenir Next" w:eastAsia="Avenir Next"/>
                 <w:i/>
                 <w:color w:val="5A5F66"/>
-                <w:sz w:val="17"/>
+                <w:sz w:val="22"/>
                 <w:szCs w:val="17"/>
               </w:rPr>
               <w:t xml:space="preserve">“At most” means the boundary is allowed, so fill the dot.</w:t>
@@ -1623,7 +1627,7 @@
               <w:drawing>
                 <wp:inline distT="0" distB="0" distL="0" distR="0">
                   <wp:extent cx="3840480" cy="425196"/>
-                  <wp:docPr id="2" name="Figure 2"/>
+                  <wp:docPr id="2" name="Figure 2" descr="Number line from 0 to 16, ticks every 1."/>
                   <a:graphic xmlns:a="http://schemas.openxmlformats.org/drawingml/2006/main">
                     <a:graphicData uri="http://schemas.openxmlformats.org/drawingml/2006/picture">
                       <pic:pic xmlns:pic="http://schemas.openxmlformats.org/drawingml/2006/picture">
@@ -1666,7 +1670,7 @@
                 <w:rFonts w:ascii="Avenir Next" w:hAnsi="Avenir Next" w:cs="Avenir Next" w:eastAsia="Avenir Next"/>
                 <w:b/>
                 <w:color w:val="1A1A1A"/>
-                <w:sz w:val="18"/>
+                <w:sz w:val="22"/>
                 <w:szCs w:val="18"/>
               </w:rPr>
               <w:t xml:space="preserve">Inequality</w:t>
@@ -1686,12 +1690,12 @@
     </w:tbl>
     <w:p>
       <w:pPr>
-        <w:spacing w:before="0" w:after="0" w:line="20" w:lineRule="exact"/>
+        <w:spacing w:before="0" w:after="0" w:line="50" w:lineRule="exact"/>
       </w:pPr>
     </w:p>
     <w:p>
       <w:pPr>
-        <w:spacing w:before="0" w:after="0" w:line="20" w:lineRule="exact"/>
+        <w:spacing w:before="0" w:after="0" w:line="50" w:lineRule="exact"/>
       </w:pPr>
     </w:p>
     <w:tbl>
@@ -1742,18 +1746,18 @@
                 <w:rFonts w:ascii="Avenir Next" w:hAnsi="Avenir Next" w:cs="Avenir Next" w:eastAsia="Avenir Next"/>
                 <w:b/>
                 <w:color w:val="1A1A1A"/>
+                <w:sz w:val="22"/>
+                <w:szCs w:val="20"/>
+              </w:rPr>
+              <w:t xml:space="preserve">4.</w:t>
+            </w:r>
+            <w:r>
+              <w:rPr>
+                <w:rFonts w:ascii="Avenir Next" w:hAnsi="Avenir Next" w:cs="Avenir Next" w:eastAsia="Avenir Next"/>
+                <w:color w:val="1A1A1A"/>
                 <w:sz w:val="20"/>
                 <w:szCs w:val="20"/>
               </w:rPr>
-              <w:t xml:space="preserve">4.</w:t>
-            </w:r>
-            <w:r>
-              <w:rPr>
-                <w:rFonts w:ascii="Avenir Next" w:hAnsi="Avenir Next" w:cs="Avenir Next" w:eastAsia="Avenir Next"/>
-                <w:color w:val="1A1A1A"/>
-                <w:sz w:val="20"/>
-                <w:szCs w:val="20"/>
-              </w:rPr>
               <w:tab/>
             </w:r>
             <w:r>
@@ -1761,7 +1765,7 @@
                 <w:rFonts w:ascii="Avenir Next" w:hAnsi="Avenir Next" w:cs="Avenir Next" w:eastAsia="Avenir Next"/>
                 <w:b/>
                 <w:color w:val="1A1A1A"/>
-                <w:sz w:val="20"/>
+                <w:sz w:val="22"/>
                 <w:szCs w:val="20"/>
               </w:rPr>
               <w:t xml:space="preserve">Practice Cancelled.  </w:t>
@@ -1770,7 +1774,7 @@
               <w:rPr>
                 <w:rFonts w:ascii="Avenir Next" w:hAnsi="Avenir Next" w:cs="Avenir Next" w:eastAsia="Avenir Next"/>
                 <w:color w:val="1A1A1A"/>
-                <w:sz w:val="20"/>
+                <w:sz w:val="22"/>
                 <w:szCs w:val="20"/>
               </w:rPr>
               <w:t xml:space="preserve">The county cancels outdoor practice when the temperature drops to 20 degrees or lower. Write an inequality using </w:t>
@@ -1780,7 +1784,7 @@
                 <w:rFonts w:ascii="Avenir Next" w:hAnsi="Avenir Next" w:cs="Avenir Next" w:eastAsia="Avenir Next"/>
                 <w:i/>
                 <w:color w:val="1A1A1A"/>
-                <w:sz w:val="20"/>
+                <w:sz w:val="22"/>
                 <w:szCs w:val="20"/>
               </w:rPr>
               <w:t xml:space="preserve">t</w:t>
@@ -1789,7 +1793,7 @@
               <w:rPr>
                 <w:rFonts w:ascii="Avenir Next" w:hAnsi="Avenir Next" w:cs="Avenir Next" w:eastAsia="Avenir Next"/>
                 <w:color w:val="1A1A1A"/>
-                <w:sz w:val="20"/>
+                <w:sz w:val="22"/>
                 <w:szCs w:val="20"/>
               </w:rPr>
               <w:t xml:space="preserve"> and describe its graph.</w:t>
@@ -1806,7 +1810,7 @@
                 <w:rFonts w:ascii="Avenir Next" w:hAnsi="Avenir Next" w:cs="Avenir Next" w:eastAsia="Avenir Next"/>
                 <w:b/>
                 <w:color w:val="003A70"/>
-                <w:sz w:val="17"/>
+                <w:sz w:val="22"/>
                 <w:szCs w:val="17"/>
               </w:rPr>
               <w:t xml:space="preserve">Hint  </w:t>
@@ -1816,7 +1820,7 @@
                 <w:rFonts w:ascii="Avenir Next" w:hAnsi="Avenir Next" w:cs="Avenir Next" w:eastAsia="Avenir Next"/>
                 <w:i/>
                 <w:color w:val="5A5F66"/>
-                <w:sz w:val="17"/>
+                <w:sz w:val="22"/>
                 <w:szCs w:val="17"/>
               </w:rPr>
               <w:t xml:space="preserve">“Or lower” means 20 itself counts.</w:t>
@@ -1824,7 +1828,7 @@
           </w:p>
           <w:p>
             <w:pPr>
-              <w:spacing w:before="0" w:after="0" w:line="60" w:lineRule="auto"/>
+              <w:spacing w:before="0" w:after="0" w:line="50" w:lineRule="exact"/>
             </w:pPr>
           </w:p>
           <w:tbl>
@@ -1893,7 +1897,7 @@
                 <w:rFonts w:ascii="Avenir Next" w:hAnsi="Avenir Next" w:cs="Avenir Next" w:eastAsia="Avenir Next"/>
                 <w:b/>
                 <w:color w:val="1A1A1A"/>
-                <w:sz w:val="18"/>
+                <w:sz w:val="22"/>
                 <w:szCs w:val="18"/>
               </w:rPr>
               <w:t xml:space="preserve">Inequality</w:t>
@@ -1928,18 +1932,18 @@
                 <w:rFonts w:ascii="Avenir Next" w:hAnsi="Avenir Next" w:cs="Avenir Next" w:eastAsia="Avenir Next"/>
                 <w:b/>
                 <w:color w:val="1A1A1A"/>
+                <w:sz w:val="22"/>
+                <w:szCs w:val="20"/>
+              </w:rPr>
+              <w:t xml:space="preserve">5.</w:t>
+            </w:r>
+            <w:r>
+              <w:rPr>
+                <w:rFonts w:ascii="Avenir Next" w:hAnsi="Avenir Next" w:cs="Avenir Next" w:eastAsia="Avenir Next"/>
+                <w:color w:val="1A1A1A"/>
                 <w:sz w:val="20"/>
                 <w:szCs w:val="20"/>
               </w:rPr>
-              <w:t xml:space="preserve">5.</w:t>
-            </w:r>
-            <w:r>
-              <w:rPr>
-                <w:rFonts w:ascii="Avenir Next" w:hAnsi="Avenir Next" w:cs="Avenir Next" w:eastAsia="Avenir Next"/>
-                <w:color w:val="1A1A1A"/>
-                <w:sz w:val="20"/>
-                <w:szCs w:val="20"/>
-              </w:rPr>
               <w:tab/>
             </w:r>
             <w:r>
@@ -1947,7 +1951,7 @@
                 <w:rFonts w:ascii="Avenir Next" w:hAnsi="Avenir Next" w:cs="Avenir Next" w:eastAsia="Avenir Next"/>
                 <w:b/>
                 <w:color w:val="1A1A1A"/>
-                <w:sz w:val="20"/>
+                <w:sz w:val="22"/>
                 <w:szCs w:val="20"/>
               </w:rPr>
               <w:t xml:space="preserve">Reading Goal.  </w:t>
@@ -1956,7 +1960,7 @@
               <w:rPr>
                 <w:rFonts w:ascii="Avenir Next" w:hAnsi="Avenir Next" w:cs="Avenir Next" w:eastAsia="Avenir Next"/>
                 <w:color w:val="1A1A1A"/>
-                <w:sz w:val="20"/>
+                <w:sz w:val="22"/>
                 <w:szCs w:val="20"/>
               </w:rPr>
               <w:t xml:space="preserve">Students meet the reading goal by finishing at least 18 books. Write an inequality using </w:t>
@@ -1966,7 +1970,7 @@
                 <w:rFonts w:ascii="Avenir Next" w:hAnsi="Avenir Next" w:cs="Avenir Next" w:eastAsia="Avenir Next"/>
                 <w:i/>
                 <w:color w:val="1A1A1A"/>
-                <w:sz w:val="20"/>
+                <w:sz w:val="22"/>
                 <w:szCs w:val="20"/>
               </w:rPr>
               <w:t xml:space="preserve">b</w:t>
@@ -1975,7 +1979,7 @@
               <w:rPr>
                 <w:rFonts w:ascii="Avenir Next" w:hAnsi="Avenir Next" w:cs="Avenir Next" w:eastAsia="Avenir Next"/>
                 <w:color w:val="1A1A1A"/>
-                <w:sz w:val="20"/>
+                <w:sz w:val="22"/>
                 <w:szCs w:val="20"/>
               </w:rPr>
               <w:t xml:space="preserve"> and describe its graph.</w:t>
@@ -1992,7 +1996,7 @@
                 <w:rFonts w:ascii="Avenir Next" w:hAnsi="Avenir Next" w:cs="Avenir Next" w:eastAsia="Avenir Next"/>
                 <w:b/>
                 <w:color w:val="003A70"/>
-                <w:sz w:val="17"/>
+                <w:sz w:val="22"/>
                 <w:szCs w:val="17"/>
               </w:rPr>
               <w:t xml:space="preserve">Hint  </w:t>
@@ -2002,7 +2006,7 @@
                 <w:rFonts w:ascii="Avenir Next" w:hAnsi="Avenir Next" w:cs="Avenir Next" w:eastAsia="Avenir Next"/>
                 <w:i/>
                 <w:color w:val="5A5F66"/>
-                <w:sz w:val="17"/>
+                <w:sz w:val="22"/>
                 <w:szCs w:val="17"/>
               </w:rPr>
               <w:t xml:space="preserve">“At least” means 18 books meets the goal.</w:t>
@@ -2010,7 +2014,7 @@
           </w:p>
           <w:p>
             <w:pPr>
-              <w:spacing w:before="0" w:after="0" w:line="60" w:lineRule="auto"/>
+              <w:spacing w:before="0" w:after="0" w:line="50" w:lineRule="exact"/>
             </w:pPr>
           </w:p>
           <w:tbl>
@@ -2079,7 +2083,7 @@
                 <w:rFonts w:ascii="Avenir Next" w:hAnsi="Avenir Next" w:cs="Avenir Next" w:eastAsia="Avenir Next"/>
                 <w:b/>
                 <w:color w:val="1A1A1A"/>
-                <w:sz w:val="18"/>
+                <w:sz w:val="22"/>
                 <w:szCs w:val="18"/>
               </w:rPr>
               <w:t xml:space="preserve">Inequality</w:t>
@@ -2099,12 +2103,12 @@
     </w:tbl>
     <w:p>
       <w:pPr>
-        <w:spacing w:before="0" w:after="0" w:line="20" w:lineRule="exact"/>
+        <w:spacing w:before="0" w:after="0" w:line="50" w:lineRule="exact"/>
       </w:pPr>
     </w:p>
     <w:p>
       <w:pPr>
-        <w:spacing w:before="0" w:after="0" w:line="20" w:lineRule="exact"/>
+        <w:spacing w:before="0" w:after="0" w:line="50" w:lineRule="exact"/>
       </w:pPr>
     </w:p>
     <w:tbl>
@@ -2154,18 +2158,18 @@
                 <w:rFonts w:ascii="Avenir Next" w:hAnsi="Avenir Next" w:cs="Avenir Next" w:eastAsia="Avenir Next"/>
                 <w:b/>
                 <w:color w:val="1A1A1A"/>
+                <w:sz w:val="22"/>
+                <w:szCs w:val="20"/>
+              </w:rPr>
+              <w:t xml:space="preserve">6.</w:t>
+            </w:r>
+            <w:r>
+              <w:rPr>
+                <w:rFonts w:ascii="Avenir Next" w:hAnsi="Avenir Next" w:cs="Avenir Next" w:eastAsia="Avenir Next"/>
+                <w:color w:val="1A1A1A"/>
                 <w:sz w:val="20"/>
                 <w:szCs w:val="20"/>
               </w:rPr>
-              <w:t xml:space="preserve">6.</w:t>
-            </w:r>
-            <w:r>
-              <w:rPr>
-                <w:rFonts w:ascii="Avenir Next" w:hAnsi="Avenir Next" w:cs="Avenir Next" w:eastAsia="Avenir Next"/>
-                <w:color w:val="1A1A1A"/>
-                <w:sz w:val="20"/>
-                <w:szCs w:val="20"/>
-              </w:rPr>
               <w:tab/>
             </w:r>
             <w:r>
@@ -2173,7 +2177,7 @@
                 <w:rFonts w:ascii="Avenir Next" w:hAnsi="Avenir Next" w:cs="Avenir Next" w:eastAsia="Avenir Next"/>
                 <w:b/>
                 <w:color w:val="1A1A1A"/>
-                <w:sz w:val="20"/>
+                <w:sz w:val="22"/>
                 <w:szCs w:val="20"/>
               </w:rPr>
               <w:t xml:space="preserve">Read a Graph.  </w:t>
@@ -2182,7 +2186,7 @@
               <w:rPr>
                 <w:rFonts w:ascii="Avenir Next" w:hAnsi="Avenir Next" w:cs="Avenir Next" w:eastAsia="Avenir Next"/>
                 <w:color w:val="1A1A1A"/>
-                <w:sz w:val="20"/>
+                <w:sz w:val="22"/>
                 <w:szCs w:val="20"/>
               </w:rPr>
               <w:t xml:space="preserve">Use the graph below.</w:t>
@@ -2199,7 +2203,7 @@
                 <w:rFonts w:ascii="Avenir Next" w:hAnsi="Avenir Next" w:cs="Avenir Next" w:eastAsia="Avenir Next"/>
                 <w:b/>
                 <w:color w:val="003A70"/>
-                <w:sz w:val="17"/>
+                <w:sz w:val="22"/>
                 <w:szCs w:val="17"/>
               </w:rPr>
               <w:t xml:space="preserve">Hint  </w:t>
@@ -2209,7 +2213,7 @@
                 <w:rFonts w:ascii="Avenir Next" w:hAnsi="Avenir Next" w:cs="Avenir Next" w:eastAsia="Avenir Next"/>
                 <w:i/>
                 <w:color w:val="5A5F66"/>
-                <w:sz w:val="17"/>
+                <w:sz w:val="22"/>
                 <w:szCs w:val="17"/>
               </w:rPr>
               <w:t xml:space="preserve">An open dot leaves the boundary out; a closed dot keeps it.</w:t>
@@ -2225,7 +2229,7 @@
               <w:drawing>
                 <wp:inline distT="0" distB="0" distL="0" distR="0">
                   <wp:extent cx="3840480" cy="425196"/>
-                  <wp:docPr id="3" name="Figure 3"/>
+                  <wp:docPr id="3" name="Figure 3" descr="Number line from -6 to 4, ticks every 1. Ray: from: -3; dir: right; open: False."/>
                   <a:graphic xmlns:a="http://schemas.openxmlformats.org/drawingml/2006/main">
                     <a:graphicData uri="http://schemas.openxmlformats.org/drawingml/2006/picture">
                       <pic:pic xmlns:pic="http://schemas.openxmlformats.org/drawingml/2006/picture">
@@ -2269,25 +2273,25 @@
                 <w:rFonts w:ascii="Avenir Next" w:hAnsi="Avenir Next" w:cs="Avenir Next" w:eastAsia="Avenir Next"/>
                 <w:b/>
                 <w:color w:val="003A70"/>
+                <w:sz w:val="22"/>
+                <w:szCs w:val="20"/>
+              </w:rPr>
+              <w:t xml:space="preserve">a.</w:t>
+            </w:r>
+            <w:r>
+              <w:rPr>
+                <w:rFonts w:ascii="Avenir Next" w:hAnsi="Avenir Next" w:cs="Avenir Next" w:eastAsia="Avenir Next"/>
+                <w:color w:val="1A1A1A"/>
                 <w:sz w:val="20"/>
                 <w:szCs w:val="20"/>
               </w:rPr>
-              <w:t xml:space="preserve">a.</w:t>
-            </w:r>
-            <w:r>
-              <w:rPr>
-                <w:rFonts w:ascii="Avenir Next" w:hAnsi="Avenir Next" w:cs="Avenir Next" w:eastAsia="Avenir Next"/>
-                <w:color w:val="1A1A1A"/>
-                <w:sz w:val="20"/>
-                <w:szCs w:val="20"/>
-              </w:rPr>
               <w:tab/>
             </w:r>
             <w:r>
               <w:rPr>
                 <w:rFonts w:ascii="Avenir Next" w:hAnsi="Avenir Next" w:cs="Avenir Next" w:eastAsia="Avenir Next"/>
                 <w:color w:val="1A1A1A"/>
-                <w:sz w:val="20"/>
+                <w:sz w:val="22"/>
                 <w:szCs w:val="20"/>
               </w:rPr>
               <w:t xml:space="preserve">Write the inequality, using </w:t>
@@ -2297,7 +2301,7 @@
                 <w:rFonts w:ascii="Avenir Next" w:hAnsi="Avenir Next" w:cs="Avenir Next" w:eastAsia="Avenir Next"/>
                 <w:i/>
                 <w:color w:val="1A1A1A"/>
-                <w:sz w:val="20"/>
+                <w:sz w:val="22"/>
                 <w:szCs w:val="20"/>
               </w:rPr>
               <w:t xml:space="preserve">x</w:t>
@@ -2306,7 +2310,7 @@
               <w:rPr>
                 <w:rFonts w:ascii="Avenir Next" w:hAnsi="Avenir Next" w:cs="Avenir Next" w:eastAsia="Avenir Next"/>
                 <w:color w:val="1A1A1A"/>
-                <w:sz w:val="20"/>
+                <w:sz w:val="22"/>
                 <w:szCs w:val="20"/>
               </w:rPr>
               <w:t xml:space="preserve">.</w:t>
@@ -2345,25 +2349,25 @@
                 <w:rFonts w:ascii="Avenir Next" w:hAnsi="Avenir Next" w:cs="Avenir Next" w:eastAsia="Avenir Next"/>
                 <w:b/>
                 <w:color w:val="003A70"/>
+                <w:sz w:val="22"/>
+                <w:szCs w:val="20"/>
+              </w:rPr>
+              <w:t xml:space="preserve">b.</w:t>
+            </w:r>
+            <w:r>
+              <w:rPr>
+                <w:rFonts w:ascii="Avenir Next" w:hAnsi="Avenir Next" w:cs="Avenir Next" w:eastAsia="Avenir Next"/>
+                <w:color w:val="1A1A1A"/>
                 <w:sz w:val="20"/>
                 <w:szCs w:val="20"/>
               </w:rPr>
-              <w:t xml:space="preserve">b.</w:t>
-            </w:r>
-            <w:r>
-              <w:rPr>
-                <w:rFonts w:ascii="Avenir Next" w:hAnsi="Avenir Next" w:cs="Avenir Next" w:eastAsia="Avenir Next"/>
-                <w:color w:val="1A1A1A"/>
-                <w:sz w:val="20"/>
-                <w:szCs w:val="20"/>
-              </w:rPr>
               <w:tab/>
             </w:r>
             <w:r>
               <w:rPr>
                 <w:rFonts w:ascii="Avenir Next" w:hAnsi="Avenir Next" w:cs="Avenir Next" w:eastAsia="Avenir Next"/>
                 <w:color w:val="1A1A1A"/>
-                <w:sz w:val="20"/>
+                <w:sz w:val="22"/>
                 <w:szCs w:val="20"/>
               </w:rPr>
               <w:t xml:space="preserve">Is −3 a solution? Explain.</w:t>
@@ -2393,12 +2397,12 @@
     </w:tbl>
     <w:p>
       <w:pPr>
-        <w:spacing w:before="0" w:after="0" w:line="20" w:lineRule="exact"/>
+        <w:spacing w:before="0" w:after="0" w:line="50" w:lineRule="exact"/>
       </w:pPr>
     </w:p>
     <w:p>
       <w:pPr>
-        <w:spacing w:before="0" w:after="0" w:line="20" w:lineRule="exact"/>
+        <w:spacing w:before="0" w:after="0" w:line="50" w:lineRule="exact"/>
       </w:pPr>
     </w:p>
     <w:tbl>
@@ -2448,18 +2452,18 @@
                 <w:rFonts w:ascii="Avenir Next" w:hAnsi="Avenir Next" w:cs="Avenir Next" w:eastAsia="Avenir Next"/>
                 <w:b/>
                 <w:color w:val="1A1A1A"/>
+                <w:sz w:val="22"/>
+                <w:szCs w:val="20"/>
+              </w:rPr>
+              <w:t xml:space="preserve">7.</w:t>
+            </w:r>
+            <w:r>
+              <w:rPr>
+                <w:rFonts w:ascii="Avenir Next" w:hAnsi="Avenir Next" w:cs="Avenir Next" w:eastAsia="Avenir Next"/>
+                <w:color w:val="1A1A1A"/>
                 <w:sz w:val="20"/>
                 <w:szCs w:val="20"/>
               </w:rPr>
-              <w:t xml:space="preserve">7.</w:t>
-            </w:r>
-            <w:r>
-              <w:rPr>
-                <w:rFonts w:ascii="Avenir Next" w:hAnsi="Avenir Next" w:cs="Avenir Next" w:eastAsia="Avenir Next"/>
-                <w:color w:val="1A1A1A"/>
-                <w:sz w:val="20"/>
-                <w:szCs w:val="20"/>
-              </w:rPr>
               <w:tab/>
             </w:r>
             <w:r>
@@ -2467,7 +2471,7 @@
                 <w:rFonts w:ascii="Avenir Next" w:hAnsi="Avenir Next" w:cs="Avenir Next" w:eastAsia="Avenir Next"/>
                 <w:b/>
                 <w:color w:val="1A1A1A"/>
-                <w:sz w:val="20"/>
+                <w:sz w:val="22"/>
                 <w:szCs w:val="20"/>
               </w:rPr>
               <w:t xml:space="preserve">Recycling Points.  </w:t>
@@ -2476,7 +2480,7 @@
               <w:rPr>
                 <w:rFonts w:ascii="Avenir Next" w:hAnsi="Avenir Next" w:cs="Avenir Next" w:eastAsia="Avenir Next"/>
                 <w:color w:val="1A1A1A"/>
-                <w:sz w:val="20"/>
+                <w:sz w:val="22"/>
                 <w:szCs w:val="20"/>
               </w:rPr>
               <w:t xml:space="preserve">A class earns a party when it collects at least 250 recycling points. Let </w:t>
@@ -2486,7 +2490,7 @@
                 <w:rFonts w:ascii="Avenir Next" w:hAnsi="Avenir Next" w:cs="Avenir Next" w:eastAsia="Avenir Next"/>
                 <w:i/>
                 <w:color w:val="1A1A1A"/>
-                <w:sz w:val="20"/>
+                <w:sz w:val="22"/>
                 <w:szCs w:val="20"/>
               </w:rPr>
               <w:t xml:space="preserve">p</w:t>
@@ -2495,7 +2499,7 @@
               <w:rPr>
                 <w:rFonts w:ascii="Avenir Next" w:hAnsi="Avenir Next" w:cs="Avenir Next" w:eastAsia="Avenir Next"/>
                 <w:color w:val="1A1A1A"/>
-                <w:sz w:val="20"/>
+                <w:sz w:val="22"/>
                 <w:szCs w:val="20"/>
               </w:rPr>
               <w:t xml:space="preserve"> be the points.</w:t>
@@ -2512,7 +2516,7 @@
                 <w:rFonts w:ascii="Avenir Next" w:hAnsi="Avenir Next" w:cs="Avenir Next" w:eastAsia="Avenir Next"/>
                 <w:b/>
                 <w:color w:val="003A70"/>
-                <w:sz w:val="17"/>
+                <w:sz w:val="22"/>
                 <w:szCs w:val="17"/>
               </w:rPr>
               <w:t xml:space="preserve">Hint  </w:t>
@@ -2522,7 +2526,7 @@
                 <w:rFonts w:ascii="Avenir Next" w:hAnsi="Avenir Next" w:cs="Avenir Next" w:eastAsia="Avenir Next"/>
                 <w:i/>
                 <w:color w:val="5A5F66"/>
-                <w:sz w:val="17"/>
+                <w:sz w:val="22"/>
                 <w:szCs w:val="17"/>
               </w:rPr>
               <w:t xml:space="preserve">Any total of 250 or more earns the party.</w:t>
@@ -2542,25 +2546,25 @@
                 <w:rFonts w:ascii="Avenir Next" w:hAnsi="Avenir Next" w:cs="Avenir Next" w:eastAsia="Avenir Next"/>
                 <w:b/>
                 <w:color w:val="003A70"/>
+                <w:sz w:val="22"/>
+                <w:szCs w:val="20"/>
+              </w:rPr>
+              <w:t xml:space="preserve">a.</w:t>
+            </w:r>
+            <w:r>
+              <w:rPr>
+                <w:rFonts w:ascii="Avenir Next" w:hAnsi="Avenir Next" w:cs="Avenir Next" w:eastAsia="Avenir Next"/>
+                <w:color w:val="1A1A1A"/>
                 <w:sz w:val="20"/>
                 <w:szCs w:val="20"/>
               </w:rPr>
-              <w:t xml:space="preserve">a.</w:t>
-            </w:r>
-            <w:r>
-              <w:rPr>
-                <w:rFonts w:ascii="Avenir Next" w:hAnsi="Avenir Next" w:cs="Avenir Next" w:eastAsia="Avenir Next"/>
-                <w:color w:val="1A1A1A"/>
-                <w:sz w:val="20"/>
-                <w:szCs w:val="20"/>
-              </w:rPr>
               <w:tab/>
             </w:r>
             <w:r>
               <w:rPr>
                 <w:rFonts w:ascii="Avenir Next" w:hAnsi="Avenir Next" w:cs="Avenir Next" w:eastAsia="Avenir Next"/>
                 <w:color w:val="1A1A1A"/>
-                <w:sz w:val="20"/>
+                <w:sz w:val="22"/>
                 <w:szCs w:val="20"/>
               </w:rPr>
               <w:t xml:space="preserve">Write the inequality.</w:t>
@@ -2599,25 +2603,25 @@
                 <w:rFonts w:ascii="Avenir Next" w:hAnsi="Avenir Next" w:cs="Avenir Next" w:eastAsia="Avenir Next"/>
                 <w:b/>
                 <w:color w:val="003A70"/>
+                <w:sz w:val="22"/>
+                <w:szCs w:val="20"/>
+              </w:rPr>
+              <w:t xml:space="preserve">b.</w:t>
+            </w:r>
+            <w:r>
+              <w:rPr>
+                <w:rFonts w:ascii="Avenir Next" w:hAnsi="Avenir Next" w:cs="Avenir Next" w:eastAsia="Avenir Next"/>
+                <w:color w:val="1A1A1A"/>
                 <w:sz w:val="20"/>
                 <w:szCs w:val="20"/>
               </w:rPr>
-              <w:t xml:space="preserve">b.</w:t>
-            </w:r>
-            <w:r>
-              <w:rPr>
-                <w:rFonts w:ascii="Avenir Next" w:hAnsi="Avenir Next" w:cs="Avenir Next" w:eastAsia="Avenir Next"/>
-                <w:color w:val="1A1A1A"/>
-                <w:sz w:val="20"/>
-                <w:szCs w:val="20"/>
-              </w:rPr>
               <w:tab/>
             </w:r>
             <w:r>
               <w:rPr>
                 <w:rFonts w:ascii="Avenir Next" w:hAnsi="Avenir Next" w:cs="Avenir Next" w:eastAsia="Avenir Next"/>
                 <w:color w:val="1A1A1A"/>
-                <w:sz w:val="20"/>
+                <w:sz w:val="22"/>
                 <w:szCs w:val="20"/>
               </w:rPr>
               <w:t xml:space="preserve">Name two totals under your arrow.</w:t>
@@ -2647,12 +2651,12 @@
     </w:tbl>
     <w:p>
       <w:pPr>
-        <w:spacing w:before="0" w:after="0" w:line="20" w:lineRule="exact"/>
+        <w:spacing w:before="0" w:after="0" w:line="50" w:lineRule="exact"/>
       </w:pPr>
     </w:p>
     <w:p>
       <w:pPr>
-        <w:spacing w:before="0" w:after="0" w:line="20" w:lineRule="exact"/>
+        <w:spacing w:before="0" w:after="0" w:line="50" w:lineRule="exact"/>
       </w:pPr>
     </w:p>
     <w:tbl>
@@ -2702,18 +2706,18 @@
                 <w:rFonts w:ascii="Avenir Next" w:hAnsi="Avenir Next" w:cs="Avenir Next" w:eastAsia="Avenir Next"/>
                 <w:b/>
                 <w:color w:val="1A1A1A"/>
+                <w:sz w:val="22"/>
+                <w:szCs w:val="20"/>
+              </w:rPr>
+              <w:t xml:space="preserve">8.</w:t>
+            </w:r>
+            <w:r>
+              <w:rPr>
+                <w:rFonts w:ascii="Avenir Next" w:hAnsi="Avenir Next" w:cs="Avenir Next" w:eastAsia="Avenir Next"/>
+                <w:color w:val="1A1A1A"/>
                 <w:sz w:val="20"/>
                 <w:szCs w:val="20"/>
               </w:rPr>
-              <w:t xml:space="preserve">8.</w:t>
-            </w:r>
-            <w:r>
-              <w:rPr>
-                <w:rFonts w:ascii="Avenir Next" w:hAnsi="Avenir Next" w:cs="Avenir Next" w:eastAsia="Avenir Next"/>
-                <w:color w:val="1A1A1A"/>
-                <w:sz w:val="20"/>
-                <w:szCs w:val="20"/>
-              </w:rPr>
               <w:tab/>
             </w:r>
             <w:r>
@@ -2721,7 +2725,7 @@
                 <w:rFonts w:ascii="Avenir Next" w:hAnsi="Avenir Next" w:cs="Avenir Next" w:eastAsia="Avenir Next"/>
                 <w:b/>
                 <w:color w:val="1A1A1A"/>
-                <w:sz w:val="20"/>
+                <w:sz w:val="22"/>
                 <w:szCs w:val="20"/>
               </w:rPr>
               <w:t xml:space="preserve">Two Signs.  </w:t>
@@ -2730,7 +2734,7 @@
               <w:rPr>
                 <w:rFonts w:ascii="Avenir Next" w:hAnsi="Avenir Next" w:cs="Avenir Next" w:eastAsia="Avenir Next"/>
                 <w:color w:val="1A1A1A"/>
-                <w:sz w:val="20"/>
+                <w:sz w:val="22"/>
                 <w:szCs w:val="20"/>
               </w:rPr>
               <w:t xml:space="preserve">A pool sign says the water must be at least 4 feet deep for diving. A slide sign says riders must weigh under 200 pounds.</w:t>
@@ -2750,25 +2754,25 @@
                 <w:rFonts w:ascii="Avenir Next" w:hAnsi="Avenir Next" w:cs="Avenir Next" w:eastAsia="Avenir Next"/>
                 <w:b/>
                 <w:color w:val="003A70"/>
+                <w:sz w:val="22"/>
+                <w:szCs w:val="20"/>
+              </w:rPr>
+              <w:t xml:space="preserve">a.</w:t>
+            </w:r>
+            <w:r>
+              <w:rPr>
+                <w:rFonts w:ascii="Avenir Next" w:hAnsi="Avenir Next" w:cs="Avenir Next" w:eastAsia="Avenir Next"/>
+                <w:color w:val="1A1A1A"/>
                 <w:sz w:val="20"/>
                 <w:szCs w:val="20"/>
               </w:rPr>
-              <w:t xml:space="preserve">a.</w:t>
-            </w:r>
-            <w:r>
-              <w:rPr>
-                <w:rFonts w:ascii="Avenir Next" w:hAnsi="Avenir Next" w:cs="Avenir Next" w:eastAsia="Avenir Next"/>
-                <w:color w:val="1A1A1A"/>
-                <w:sz w:val="20"/>
-                <w:szCs w:val="20"/>
-              </w:rPr>
               <w:tab/>
             </w:r>
             <w:r>
               <w:rPr>
                 <w:rFonts w:ascii="Avenir Next" w:hAnsi="Avenir Next" w:cs="Avenir Next" w:eastAsia="Avenir Next"/>
                 <w:color w:val="1A1A1A"/>
-                <w:sz w:val="20"/>
+                <w:sz w:val="22"/>
                 <w:szCs w:val="20"/>
               </w:rPr>
               <w:t xml:space="preserve">Write an inequality for the first sign, using </w:t>
@@ -2778,7 +2782,7 @@
                 <w:rFonts w:ascii="Avenir Next" w:hAnsi="Avenir Next" w:cs="Avenir Next" w:eastAsia="Avenir Next"/>
                 <w:i/>
                 <w:color w:val="1A1A1A"/>
-                <w:sz w:val="20"/>
+                <w:sz w:val="22"/>
                 <w:szCs w:val="20"/>
               </w:rPr>
               <w:t xml:space="preserve">d</w:t>
@@ -2787,7 +2791,7 @@
               <w:rPr>
                 <w:rFonts w:ascii="Avenir Next" w:hAnsi="Avenir Next" w:cs="Avenir Next" w:eastAsia="Avenir Next"/>
                 <w:color w:val="1A1A1A"/>
-                <w:sz w:val="20"/>
+                <w:sz w:val="22"/>
                 <w:szCs w:val="20"/>
               </w:rPr>
               <w:t xml:space="preserve">.</w:t>
@@ -2826,25 +2830,25 @@
                 <w:rFonts w:ascii="Avenir Next" w:hAnsi="Avenir Next" w:cs="Avenir Next" w:eastAsia="Avenir Next"/>
                 <w:b/>
                 <w:color w:val="003A70"/>
+                <w:sz w:val="22"/>
+                <w:szCs w:val="20"/>
+              </w:rPr>
+              <w:t xml:space="preserve">b.</w:t>
+            </w:r>
+            <w:r>
+              <w:rPr>
+                <w:rFonts w:ascii="Avenir Next" w:hAnsi="Avenir Next" w:cs="Avenir Next" w:eastAsia="Avenir Next"/>
+                <w:color w:val="1A1A1A"/>
                 <w:sz w:val="20"/>
                 <w:szCs w:val="20"/>
               </w:rPr>
-              <w:t xml:space="preserve">b.</w:t>
-            </w:r>
-            <w:r>
-              <w:rPr>
-                <w:rFonts w:ascii="Avenir Next" w:hAnsi="Avenir Next" w:cs="Avenir Next" w:eastAsia="Avenir Next"/>
-                <w:color w:val="1A1A1A"/>
-                <w:sz w:val="20"/>
-                <w:szCs w:val="20"/>
-              </w:rPr>
               <w:tab/>
             </w:r>
             <w:r>
               <w:rPr>
                 <w:rFonts w:ascii="Avenir Next" w:hAnsi="Avenir Next" w:cs="Avenir Next" w:eastAsia="Avenir Next"/>
                 <w:color w:val="1A1A1A"/>
-                <w:sz w:val="20"/>
+                <w:sz w:val="22"/>
                 <w:szCs w:val="20"/>
               </w:rPr>
               <w:t xml:space="preserve">Write an inequality for the second sign, using </w:t>
@@ -2854,7 +2858,7 @@
                 <w:rFonts w:ascii="Avenir Next" w:hAnsi="Avenir Next" w:cs="Avenir Next" w:eastAsia="Avenir Next"/>
                 <w:i/>
                 <w:color w:val="1A1A1A"/>
-                <w:sz w:val="20"/>
+                <w:sz w:val="22"/>
                 <w:szCs w:val="20"/>
               </w:rPr>
               <w:t xml:space="preserve">w</w:t>
@@ -2863,7 +2867,7 @@
               <w:rPr>
                 <w:rFonts w:ascii="Avenir Next" w:hAnsi="Avenir Next" w:cs="Avenir Next" w:eastAsia="Avenir Next"/>
                 <w:color w:val="1A1A1A"/>
-                <w:sz w:val="20"/>
+                <w:sz w:val="22"/>
                 <w:szCs w:val="20"/>
               </w:rPr>
               <w:t xml:space="preserve">.</w:t>
@@ -2902,25 +2906,25 @@
                 <w:rFonts w:ascii="Avenir Next" w:hAnsi="Avenir Next" w:cs="Avenir Next" w:eastAsia="Avenir Next"/>
                 <w:b/>
                 <w:color w:val="003A70"/>
+                <w:sz w:val="22"/>
+                <w:szCs w:val="20"/>
+              </w:rPr>
+              <w:t xml:space="preserve">c.</w:t>
+            </w:r>
+            <w:r>
+              <w:rPr>
+                <w:rFonts w:ascii="Avenir Next" w:hAnsi="Avenir Next" w:cs="Avenir Next" w:eastAsia="Avenir Next"/>
+                <w:color w:val="1A1A1A"/>
                 <w:sz w:val="20"/>
                 <w:szCs w:val="20"/>
               </w:rPr>
-              <w:t xml:space="preserve">c.</w:t>
-            </w:r>
-            <w:r>
-              <w:rPr>
-                <w:rFonts w:ascii="Avenir Next" w:hAnsi="Avenir Next" w:cs="Avenir Next" w:eastAsia="Avenir Next"/>
-                <w:color w:val="1A1A1A"/>
-                <w:sz w:val="20"/>
-                <w:szCs w:val="20"/>
-              </w:rPr>
               <w:tab/>
             </w:r>
             <w:r>
               <w:rPr>
                 <w:rFonts w:ascii="Avenir Next" w:hAnsi="Avenir Next" w:cs="Avenir Next" w:eastAsia="Avenir Next"/>
                 <w:color w:val="1A1A1A"/>
-                <w:sz w:val="20"/>
+                <w:sz w:val="22"/>
                 <w:szCs w:val="20"/>
               </w:rPr>
               <w:t xml:space="preserve">Explain why one graph uses a closed dot and the other an open dot.</w:t>
@@ -2928,7 +2932,7 @@
           </w:p>
           <w:p>
             <w:pPr>
-              <w:spacing w:before="0" w:after="0" w:line="60" w:lineRule="auto"/>
+              <w:spacing w:before="0" w:after="0" w:line="50" w:lineRule="exact"/>
             </w:pPr>
           </w:p>
           <w:tbl>
@@ -2986,7 +2990,7 @@
           </w:tbl>
           <w:p>
             <w:pPr>
-              <w:spacing w:before="0" w:after="0" w:line="24" w:lineRule="auto"/>
+              <w:spacing w:before="0" w:after="0" w:line="50" w:lineRule="exact"/>
             </w:pPr>
           </w:p>
         </w:tc>
@@ -2994,11 +2998,12 @@
     </w:tbl>
     <w:p>
       <w:pPr>
-        <w:spacing w:before="0" w:after="0" w:line="20" w:lineRule="exact"/>
+        <w:spacing w:before="0" w:after="0" w:line="50" w:lineRule="exact"/>
       </w:pPr>
     </w:p>
     <w:p>
       <w:pPr>
+        <w:pStyle w:val="Heading2"/>
         <w:keepNext/>
         <w:pBdr>
           <w:bottom w:val="single" w:sz="8" w:space="3" w:color="003A70"/>
@@ -3014,7 +3019,7 @@
           <w:b/>
           <w:color w:val="003A70"/>
           <w:spacing w:val="14"/>
-          <w:sz w:val="19"/>
+          <w:sz w:val="22"/>
           <w:szCs w:val="19"/>
         </w:rPr>
         <w:t xml:space="preserve">FIND THE ERROR</w:t>
@@ -3033,7 +3038,7 @@
           <w:rFonts w:ascii="Avenir Next" w:hAnsi="Avenir Next" w:cs="Avenir Next" w:eastAsia="Avenir Next"/>
           <w:i/>
           <w:color w:val="5A5F66"/>
-          <w:sz w:val="17"/>
+          <w:sz w:val="22"/>
           <w:szCs w:val="17"/>
         </w:rPr>
         <w:t xml:space="preserve">explain the mistake, then fix it</w:t>
@@ -3041,7 +3046,7 @@
     </w:p>
     <w:p>
       <w:pPr>
-        <w:spacing w:before="0" w:after="0" w:line="20" w:lineRule="exact"/>
+        <w:spacing w:before="0" w:after="0" w:line="50" w:lineRule="exact"/>
       </w:pPr>
     </w:p>
     <w:tbl>
@@ -3091,18 +3096,18 @@
                 <w:rFonts w:ascii="Avenir Next" w:hAnsi="Avenir Next" w:cs="Avenir Next" w:eastAsia="Avenir Next"/>
                 <w:b/>
                 <w:color w:val="1A1A1A"/>
+                <w:sz w:val="22"/>
+                <w:szCs w:val="20"/>
+              </w:rPr>
+              <w:t xml:space="preserve">9.</w:t>
+            </w:r>
+            <w:r>
+              <w:rPr>
+                <w:rFonts w:ascii="Avenir Next" w:hAnsi="Avenir Next" w:cs="Avenir Next" w:eastAsia="Avenir Next"/>
+                <w:color w:val="1A1A1A"/>
                 <w:sz w:val="20"/>
                 <w:szCs w:val="20"/>
               </w:rPr>
-              <w:t xml:space="preserve">9.</w:t>
-            </w:r>
-            <w:r>
-              <w:rPr>
-                <w:rFonts w:ascii="Avenir Next" w:hAnsi="Avenir Next" w:cs="Avenir Next" w:eastAsia="Avenir Next"/>
-                <w:color w:val="1A1A1A"/>
-                <w:sz w:val="20"/>
-                <w:szCs w:val="20"/>
-              </w:rPr>
               <w:tab/>
             </w:r>
             <w:r>
@@ -3110,7 +3115,7 @@
                 <w:rFonts w:ascii="Avenir Next" w:hAnsi="Avenir Next" w:cs="Avenir Next" w:eastAsia="Avenir Next"/>
                 <w:b/>
                 <w:color w:val="1A1A1A"/>
-                <w:sz w:val="20"/>
+                <w:sz w:val="22"/>
                 <w:szCs w:val="20"/>
               </w:rPr>
               <w:t xml:space="preserve">Ines’s Work.  </w:t>
@@ -3119,7 +3124,7 @@
               <w:rPr>
                 <w:rFonts w:ascii="Avenir Next" w:hAnsi="Avenir Next" w:cs="Avenir Next" w:eastAsia="Avenir Next"/>
                 <w:color w:val="1A1A1A"/>
-                <w:sz w:val="20"/>
+                <w:sz w:val="22"/>
                 <w:szCs w:val="20"/>
               </w:rPr>
               <w:t xml:space="preserve">Ines graphed </w:t>
@@ -3129,7 +3134,7 @@
                 <w:rFonts w:ascii="Avenir Next" w:hAnsi="Avenir Next" w:cs="Avenir Next" w:eastAsia="Avenir Next"/>
                 <w:i/>
                 <w:color w:val="1A1A1A"/>
-                <w:sz w:val="20"/>
+                <w:sz w:val="22"/>
                 <w:szCs w:val="20"/>
               </w:rPr>
               <w:t xml:space="preserve">n</w:t>
@@ -3138,7 +3143,7 @@
               <w:rPr>
                 <w:rFonts w:ascii="Avenir Next" w:hAnsi="Avenir Next" w:cs="Avenir Next" w:eastAsia="Avenir Next"/>
                 <w:color w:val="1A1A1A"/>
-                <w:sz w:val="20"/>
+                <w:sz w:val="22"/>
                 <w:szCs w:val="20"/>
               </w:rPr>
               <w:t xml:space="preserve"> ≥ 30. She drew a closed dot at 30 and then drew her arrow pointing to the left. Explain her mistake and describe the correct graph.</w:t>
@@ -3184,7 +3189,7 @@
                 </w:tcPr>
                 <w:p>
                   <w:pPr>
-                    <w:spacing w:before="0" w:after="0" w:line="240" w:lineRule="auto"/>
+                    <w:spacing w:before="0" w:after="0" w:line="50" w:lineRule="exact"/>
                   </w:pPr>
                 </w:p>
               </w:tc>
@@ -3204,7 +3209,7 @@
                 </w:tcPr>
                 <w:p>
                   <w:pPr>
-                    <w:spacing w:before="0" w:after="0" w:line="240" w:lineRule="auto"/>
+                    <w:spacing w:before="0" w:after="0" w:line="50" w:lineRule="exact"/>
                   </w:pPr>
                 </w:p>
               </w:tc>
@@ -3224,7 +3229,7 @@
                 </w:tcPr>
                 <w:p>
                   <w:pPr>
-                    <w:spacing w:before="0" w:after="0" w:line="240" w:lineRule="auto"/>
+                    <w:spacing w:before="0" w:after="0" w:line="50" w:lineRule="exact"/>
                   </w:pPr>
                 </w:p>
               </w:tc>
@@ -3232,7 +3237,7 @@
           </w:tbl>
           <w:p>
             <w:pPr>
-              <w:spacing w:before="0" w:after="0" w:line="24" w:lineRule="auto"/>
+              <w:spacing w:before="0" w:after="0" w:line="50" w:lineRule="exact"/>
             </w:pPr>
           </w:p>
         </w:tc>
@@ -3240,11 +3245,12 @@
     </w:tbl>
     <w:p>
       <w:pPr>
-        <w:spacing w:before="0" w:after="0" w:line="20" w:lineRule="exact"/>
+        <w:spacing w:before="0" w:after="0" w:line="50" w:lineRule="exact"/>
       </w:pPr>
     </w:p>
     <w:p>
       <w:pPr>
+        <w:pStyle w:val="Heading2"/>
         <w:keepNext/>
         <w:pBdr>
           <w:bottom w:val="single" w:sz="8" w:space="3" w:color="003A70"/>
@@ -3260,7 +3266,7 @@
           <w:b/>
           <w:color w:val="003A70"/>
           <w:spacing w:val="14"/>
-          <w:sz w:val="19"/>
+          <w:sz w:val="22"/>
           <w:szCs w:val="19"/>
         </w:rPr>
         <w:t xml:space="preserve">TEST PRACTICE</w:t>
@@ -3279,7 +3285,7 @@
           <w:rFonts w:ascii="Avenir Next" w:hAnsi="Avenir Next" w:cs="Avenir Next" w:eastAsia="Avenir Next"/>
           <w:i/>
           <w:color w:val="5A5F66"/>
-          <w:sz w:val="17"/>
+          <w:sz w:val="22"/>
           <w:szCs w:val="17"/>
         </w:rPr>
         <w:t xml:space="preserve">choose the best answer</w:t>
@@ -3287,7 +3293,7 @@
     </w:p>
     <w:p>
       <w:pPr>
-        <w:spacing w:before="0" w:after="0" w:line="20" w:lineRule="exact"/>
+        <w:spacing w:before="0" w:after="0" w:line="50" w:lineRule="exact"/>
       </w:pPr>
     </w:p>
     <w:tbl>
@@ -3337,25 +3343,25 @@
                 <w:rFonts w:ascii="Avenir Next" w:hAnsi="Avenir Next" w:cs="Avenir Next" w:eastAsia="Avenir Next"/>
                 <w:b/>
                 <w:color w:val="1A1A1A"/>
+                <w:sz w:val="22"/>
+                <w:szCs w:val="20"/>
+              </w:rPr>
+              <w:t xml:space="preserve">10.</w:t>
+            </w:r>
+            <w:r>
+              <w:rPr>
+                <w:rFonts w:ascii="Avenir Next" w:hAnsi="Avenir Next" w:cs="Avenir Next" w:eastAsia="Avenir Next"/>
+                <w:color w:val="1A1A1A"/>
                 <w:sz w:val="20"/>
                 <w:szCs w:val="20"/>
               </w:rPr>
-              <w:t xml:space="preserve">10.</w:t>
-            </w:r>
-            <w:r>
-              <w:rPr>
-                <w:rFonts w:ascii="Avenir Next" w:hAnsi="Avenir Next" w:cs="Avenir Next" w:eastAsia="Avenir Next"/>
-                <w:color w:val="1A1A1A"/>
-                <w:sz w:val="20"/>
-                <w:szCs w:val="20"/>
-              </w:rPr>
               <w:tab/>
             </w:r>
             <w:r>
               <w:rPr>
                 <w:rFonts w:ascii="Avenir Next" w:hAnsi="Avenir Next" w:cs="Avenir Next" w:eastAsia="Avenir Next"/>
                 <w:color w:val="1A1A1A"/>
-                <w:sz w:val="20"/>
+                <w:sz w:val="22"/>
                 <w:szCs w:val="20"/>
               </w:rPr>
               <w:t xml:space="preserve">The graph of </w:t>
@@ -3365,7 +3371,7 @@
                 <w:rFonts w:ascii="Avenir Next" w:hAnsi="Avenir Next" w:cs="Avenir Next" w:eastAsia="Avenir Next"/>
                 <w:i/>
                 <w:color w:val="1A1A1A"/>
-                <w:sz w:val="20"/>
+                <w:sz w:val="22"/>
                 <w:szCs w:val="20"/>
               </w:rPr>
               <w:t xml:space="preserve">n</w:t>
@@ -3374,7 +3380,7 @@
               <w:rPr>
                 <w:rFonts w:ascii="Avenir Next" w:hAnsi="Avenir Next" w:cs="Avenir Next" w:eastAsia="Avenir Next"/>
                 <w:color w:val="1A1A1A"/>
-                <w:sz w:val="20"/>
+                <w:sz w:val="22"/>
                 <w:szCs w:val="20"/>
               </w:rPr>
               <w:t xml:space="preserve"> ≥ 5 has —</w:t>
@@ -3428,7 +3434,7 @@
                       <w:rFonts w:ascii="Avenir Next" w:hAnsi="Avenir Next" w:cs="Avenir Next" w:eastAsia="Avenir Next"/>
                       <w:b/>
                       <w:color w:val="003A70"/>
-                      <w:sz w:val="19"/>
+                      <w:sz w:val="22"/>
                       <w:szCs w:val="19"/>
                     </w:rPr>
                     <w:t xml:space="preserve">A</w:t>
@@ -3446,7 +3452,7 @@
                     <w:rPr>
                       <w:rFonts w:ascii="Avenir Next" w:hAnsi="Avenir Next" w:cs="Avenir Next" w:eastAsia="Avenir Next"/>
                       <w:color w:val="1A1A1A"/>
-                      <w:sz w:val="19"/>
+                      <w:sz w:val="22"/>
                       <w:szCs w:val="19"/>
                     </w:rPr>
                     <w:t xml:space="preserve">an open dot at 5, arrow left</w:t>
@@ -3471,7 +3477,7 @@
                       <w:rFonts w:ascii="Avenir Next" w:hAnsi="Avenir Next" w:cs="Avenir Next" w:eastAsia="Avenir Next"/>
                       <w:b/>
                       <w:color w:val="003A70"/>
-                      <w:sz w:val="19"/>
+                      <w:sz w:val="22"/>
                       <w:szCs w:val="19"/>
                     </w:rPr>
                     <w:t xml:space="preserve">B</w:t>
@@ -3489,7 +3495,7 @@
                     <w:rPr>
                       <w:rFonts w:ascii="Avenir Next" w:hAnsi="Avenir Next" w:cs="Avenir Next" w:eastAsia="Avenir Next"/>
                       <w:color w:val="1A1A1A"/>
-                      <w:sz w:val="19"/>
+                      <w:sz w:val="22"/>
                       <w:szCs w:val="19"/>
                     </w:rPr>
                     <w:t xml:space="preserve">a closed dot at 5, arrow right</w:t>
@@ -3519,7 +3525,7 @@
                       <w:rFonts w:ascii="Avenir Next" w:hAnsi="Avenir Next" w:cs="Avenir Next" w:eastAsia="Avenir Next"/>
                       <w:b/>
                       <w:color w:val="003A70"/>
-                      <w:sz w:val="19"/>
+                      <w:sz w:val="22"/>
                       <w:szCs w:val="19"/>
                     </w:rPr>
                     <w:t xml:space="preserve">C</w:t>
@@ -3537,7 +3543,7 @@
                     <w:rPr>
                       <w:rFonts w:ascii="Avenir Next" w:hAnsi="Avenir Next" w:cs="Avenir Next" w:eastAsia="Avenir Next"/>
                       <w:color w:val="1A1A1A"/>
-                      <w:sz w:val="19"/>
+                      <w:sz w:val="22"/>
                       <w:szCs w:val="19"/>
                     </w:rPr>
                     <w:t xml:space="preserve">an open dot at 5, arrow right</w:t>
@@ -3562,7 +3568,7 @@
                       <w:rFonts w:ascii="Avenir Next" w:hAnsi="Avenir Next" w:cs="Avenir Next" w:eastAsia="Avenir Next"/>
                       <w:b/>
                       <w:color w:val="003A70"/>
-                      <w:sz w:val="19"/>
+                      <w:sz w:val="22"/>
                       <w:szCs w:val="19"/>
                     </w:rPr>
                     <w:t xml:space="preserve">D</w:t>
@@ -3580,7 +3586,7 @@
                     <w:rPr>
                       <w:rFonts w:ascii="Avenir Next" w:hAnsi="Avenir Next" w:cs="Avenir Next" w:eastAsia="Avenir Next"/>
                       <w:color w:val="1A1A1A"/>
-                      <w:sz w:val="19"/>
+                      <w:sz w:val="22"/>
                       <w:szCs w:val="19"/>
                     </w:rPr>
                     <w:t xml:space="preserve">a closed dot at 5, arrow left</w:t>
@@ -3591,7 +3597,7 @@
           </w:tbl>
           <w:p>
             <w:pPr>
-              <w:spacing w:before="0" w:after="0" w:line="24" w:lineRule="auto"/>
+              <w:spacing w:before="0" w:after="0" w:line="50" w:lineRule="exact"/>
             </w:pPr>
           </w:p>
         </w:tc>
@@ -3599,12 +3605,12 @@
     </w:tbl>
     <w:p>
       <w:pPr>
-        <w:spacing w:before="0" w:after="0" w:line="20" w:lineRule="exact"/>
+        <w:spacing w:before="0" w:after="0" w:line="50" w:lineRule="exact"/>
       </w:pPr>
     </w:p>
     <w:p>
       <w:pPr>
-        <w:spacing w:before="0" w:after="0" w:line="20" w:lineRule="exact"/>
+        <w:spacing w:before="0" w:after="0" w:line="50" w:lineRule="exact"/>
       </w:pPr>
     </w:p>
     <w:tbl>
@@ -3654,25 +3660,25 @@
                 <w:rFonts w:ascii="Avenir Next" w:hAnsi="Avenir Next" w:cs="Avenir Next" w:eastAsia="Avenir Next"/>
                 <w:b/>
                 <w:color w:val="1A1A1A"/>
+                <w:sz w:val="22"/>
+                <w:szCs w:val="20"/>
+              </w:rPr>
+              <w:t xml:space="preserve">11.</w:t>
+            </w:r>
+            <w:r>
+              <w:rPr>
+                <w:rFonts w:ascii="Avenir Next" w:hAnsi="Avenir Next" w:cs="Avenir Next" w:eastAsia="Avenir Next"/>
+                <w:color w:val="1A1A1A"/>
                 <w:sz w:val="20"/>
                 <w:szCs w:val="20"/>
               </w:rPr>
-              <w:t xml:space="preserve">11.</w:t>
-            </w:r>
-            <w:r>
-              <w:rPr>
-                <w:rFonts w:ascii="Avenir Next" w:hAnsi="Avenir Next" w:cs="Avenir Next" w:eastAsia="Avenir Next"/>
-                <w:color w:val="1A1A1A"/>
-                <w:sz w:val="20"/>
-                <w:szCs w:val="20"/>
-              </w:rPr>
               <w:tab/>
             </w:r>
             <w:r>
               <w:rPr>
                 <w:rFonts w:ascii="Avenir Next" w:hAnsi="Avenir Next" w:cs="Avenir Next" w:eastAsia="Avenir Next"/>
                 <w:color w:val="1A1A1A"/>
-                <w:sz w:val="20"/>
+                <w:sz w:val="22"/>
                 <w:szCs w:val="20"/>
               </w:rPr>
               <w:t xml:space="preserve">An open dot at the boundary means the boundary value is —</w:t>
@@ -3728,7 +3734,7 @@
                       <w:rFonts w:ascii="Avenir Next" w:hAnsi="Avenir Next" w:cs="Avenir Next" w:eastAsia="Avenir Next"/>
                       <w:b/>
                       <w:color w:val="003A70"/>
-                      <w:sz w:val="19"/>
+                      <w:sz w:val="22"/>
                       <w:szCs w:val="19"/>
                     </w:rPr>
                     <w:t xml:space="preserve">A</w:t>
@@ -3746,7 +3752,7 @@
                     <w:rPr>
                       <w:rFonts w:ascii="Avenir Next" w:hAnsi="Avenir Next" w:cs="Avenir Next" w:eastAsia="Avenir Next"/>
                       <w:color w:val="1A1A1A"/>
-                      <w:sz w:val="19"/>
+                      <w:sz w:val="22"/>
                       <w:szCs w:val="19"/>
                     </w:rPr>
                     <w:t xml:space="preserve">a solution</w:t>
@@ -3771,7 +3777,7 @@
                       <w:rFonts w:ascii="Avenir Next" w:hAnsi="Avenir Next" w:cs="Avenir Next" w:eastAsia="Avenir Next"/>
                       <w:b/>
                       <w:color w:val="003A70"/>
-                      <w:sz w:val="19"/>
+                      <w:sz w:val="22"/>
                       <w:szCs w:val="19"/>
                     </w:rPr>
                     <w:t xml:space="preserve">B</w:t>
@@ -3789,7 +3795,7 @@
                     <w:rPr>
                       <w:rFonts w:ascii="Avenir Next" w:hAnsi="Avenir Next" w:cs="Avenir Next" w:eastAsia="Avenir Next"/>
                       <w:color w:val="1A1A1A"/>
-                      <w:sz w:val="19"/>
+                      <w:sz w:val="22"/>
                       <w:szCs w:val="19"/>
                     </w:rPr>
                     <w:t xml:space="preserve">not a solution</w:t>
@@ -3814,7 +3820,7 @@
                       <w:rFonts w:ascii="Avenir Next" w:hAnsi="Avenir Next" w:cs="Avenir Next" w:eastAsia="Avenir Next"/>
                       <w:b/>
                       <w:color w:val="003A70"/>
-                      <w:sz w:val="19"/>
+                      <w:sz w:val="22"/>
                       <w:szCs w:val="19"/>
                     </w:rPr>
                     <w:t xml:space="preserve">C</w:t>
@@ -3832,7 +3838,7 @@
                     <w:rPr>
                       <w:rFonts w:ascii="Avenir Next" w:hAnsi="Avenir Next" w:cs="Avenir Next" w:eastAsia="Avenir Next"/>
                       <w:color w:val="1A1A1A"/>
-                      <w:sz w:val="19"/>
+                      <w:sz w:val="22"/>
                       <w:szCs w:val="19"/>
                     </w:rPr>
                     <w:t xml:space="preserve">negative</w:t>
@@ -3857,7 +3863,7 @@
                       <w:rFonts w:ascii="Avenir Next" w:hAnsi="Avenir Next" w:cs="Avenir Next" w:eastAsia="Avenir Next"/>
                       <w:b/>
                       <w:color w:val="003A70"/>
-                      <w:sz w:val="19"/>
+                      <w:sz w:val="22"/>
                       <w:szCs w:val="19"/>
                     </w:rPr>
                     <w:t xml:space="preserve">D</w:t>
@@ -3875,7 +3881,7 @@
                     <w:rPr>
                       <w:rFonts w:ascii="Avenir Next" w:hAnsi="Avenir Next" w:cs="Avenir Next" w:eastAsia="Avenir Next"/>
                       <w:color w:val="1A1A1A"/>
-                      <w:sz w:val="19"/>
+                      <w:sz w:val="22"/>
                       <w:szCs w:val="19"/>
                     </w:rPr>
                     <w:t xml:space="preserve">zero</w:t>
@@ -3886,7 +3892,7 @@
           </w:tbl>
           <w:p>
             <w:pPr>
-              <w:spacing w:before="0" w:after="0" w:line="24" w:lineRule="auto"/>
+              <w:spacing w:before="0" w:after="0" w:line="50" w:lineRule="exact"/>
             </w:pPr>
           </w:p>
         </w:tc>
@@ -3894,11 +3900,12 @@
     </w:tbl>
     <w:p>
       <w:pPr>
-        <w:spacing w:before="0" w:after="0" w:line="20" w:lineRule="exact"/>
+        <w:spacing w:before="0" w:after="0" w:line="50" w:lineRule="exact"/>
       </w:pPr>
     </w:p>
     <w:p>
       <w:pPr>
+        <w:pStyle w:val="Heading2"/>
         <w:keepNext/>
         <w:pBdr>
           <w:bottom w:val="single" w:sz="8" w:space="3" w:color="003A70"/>
@@ -3914,7 +3921,7 @@
           <w:b/>
           <w:color w:val="003A70"/>
           <w:spacing w:val="14"/>
-          <w:sz w:val="19"/>
+          <w:sz w:val="22"/>
           <w:szCs w:val="19"/>
         </w:rPr>
         <w:t xml:space="preserve">SELF-CHECK CODE</w:t>
@@ -3933,7 +3940,7 @@
           <w:rFonts w:ascii="Avenir Next" w:hAnsi="Avenir Next" w:cs="Avenir Next" w:eastAsia="Avenir Next"/>
           <w:i/>
           <w:color w:val="5A5F66"/>
-          <w:sz w:val="17"/>
+          <w:sz w:val="22"/>
           <w:szCs w:val="17"/>
         </w:rPr>
         <w:t xml:space="preserve">find your answer · copy its letter into that problem’s box · spell a math word</w:t>
@@ -3992,7 +3999,7 @@
                 <w:rFonts w:ascii="Avenir Next" w:hAnsi="Avenir Next" w:cs="Avenir Next" w:eastAsia="Avenir Next"/>
                 <w:b/>
                 <w:color w:val="1A1A1A"/>
-                <w:sz w:val="18"/>
+                <w:sz w:val="22"/>
                 <w:szCs w:val="18"/>
               </w:rPr>
               <w:t xml:space="preserve">t ≤ 20</w:t>
@@ -4008,7 +4015,7 @@
                 <w:rFonts w:ascii="Avenir Next" w:hAnsi="Avenir Next" w:cs="Avenir Next" w:eastAsia="Avenir Next"/>
                 <w:b/>
                 <w:color w:val="003A70"/>
-                <w:sz w:val="18"/>
+                <w:sz w:val="22"/>
                 <w:szCs w:val="18"/>
               </w:rPr>
               <w:t xml:space="preserve">R</w:t>
@@ -4031,7 +4038,7 @@
                 <w:rFonts w:ascii="Avenir Next" w:hAnsi="Avenir Next" w:cs="Avenir Next" w:eastAsia="Avenir Next"/>
                 <w:b/>
                 <w:color w:val="1A1A1A"/>
-                <w:sz w:val="18"/>
+                <w:sz w:val="22"/>
                 <w:szCs w:val="18"/>
               </w:rPr>
               <w:t xml:space="preserve">x &gt; −3</w:t>
@@ -4047,7 +4054,7 @@
                 <w:rFonts w:ascii="Avenir Next" w:hAnsi="Avenir Next" w:cs="Avenir Next" w:eastAsia="Avenir Next"/>
                 <w:b/>
                 <w:color w:val="003A70"/>
-                <w:sz w:val="18"/>
+                <w:sz w:val="22"/>
                 <w:szCs w:val="18"/>
               </w:rPr>
               <w:t xml:space="preserve">X</w:t>
@@ -4070,7 +4077,7 @@
                 <w:rFonts w:ascii="Avenir Next" w:hAnsi="Avenir Next" w:cs="Avenir Next" w:eastAsia="Avenir Next"/>
                 <w:b/>
                 <w:color w:val="1A1A1A"/>
-                <w:sz w:val="18"/>
+                <w:sz w:val="22"/>
                 <w:szCs w:val="18"/>
               </w:rPr>
               <w:t xml:space="preserve">w ≥ 15</w:t>
@@ -4086,7 +4093,7 @@
                 <w:rFonts w:ascii="Avenir Next" w:hAnsi="Avenir Next" w:cs="Avenir Next" w:eastAsia="Avenir Next"/>
                 <w:b/>
                 <w:color w:val="003A70"/>
-                <w:sz w:val="18"/>
+                <w:sz w:val="22"/>
                 <w:szCs w:val="18"/>
               </w:rPr>
               <w:t xml:space="preserve">A</w:t>
@@ -4109,7 +4116,7 @@
                 <w:rFonts w:ascii="Avenir Next" w:hAnsi="Avenir Next" w:cs="Avenir Next" w:eastAsia="Avenir Next"/>
                 <w:b/>
                 <w:color w:val="1A1A1A"/>
-                <w:sz w:val="18"/>
+                <w:sz w:val="22"/>
                 <w:szCs w:val="18"/>
               </w:rPr>
               <w:t xml:space="preserve">w ≤ 200</w:t>
@@ -4125,7 +4132,7 @@
                 <w:rFonts w:ascii="Avenir Next" w:hAnsi="Avenir Next" w:cs="Avenir Next" w:eastAsia="Avenir Next"/>
                 <w:b/>
                 <w:color w:val="003A70"/>
-                <w:sz w:val="18"/>
+                <w:sz w:val="22"/>
                 <w:szCs w:val="18"/>
               </w:rPr>
               <w:t xml:space="preserve">J</w:t>
@@ -4148,7 +4155,7 @@
                 <w:rFonts w:ascii="Avenir Next" w:hAnsi="Avenir Next" w:cs="Avenir Next" w:eastAsia="Avenir Next"/>
                 <w:b/>
                 <w:color w:val="1A1A1A"/>
-                <w:sz w:val="18"/>
+                <w:sz w:val="22"/>
                 <w:szCs w:val="18"/>
               </w:rPr>
               <w:t xml:space="preserve">w &lt; 200</w:t>
@@ -4164,7 +4171,7 @@
                 <w:rFonts w:ascii="Avenir Next" w:hAnsi="Avenir Next" w:cs="Avenir Next" w:eastAsia="Avenir Next"/>
                 <w:b/>
                 <w:color w:val="003A70"/>
-                <w:sz w:val="18"/>
+                <w:sz w:val="22"/>
                 <w:szCs w:val="18"/>
               </w:rPr>
               <w:t xml:space="preserve">S</w:t>
@@ -4187,7 +4194,7 @@
                 <w:rFonts w:ascii="Avenir Next" w:hAnsi="Avenir Next" w:cs="Avenir Next" w:eastAsia="Avenir Next"/>
                 <w:b/>
                 <w:color w:val="1A1A1A"/>
-                <w:sz w:val="18"/>
+                <w:sz w:val="22"/>
                 <w:szCs w:val="18"/>
               </w:rPr>
               <w:t xml:space="preserve">t ≤ 8</w:t>
@@ -4203,7 +4210,7 @@
                 <w:rFonts w:ascii="Avenir Next" w:hAnsi="Avenir Next" w:cs="Avenir Next" w:eastAsia="Avenir Next"/>
                 <w:b/>
                 <w:color w:val="003A70"/>
-                <w:sz w:val="18"/>
+                <w:sz w:val="22"/>
                 <w:szCs w:val="18"/>
               </w:rPr>
               <w:t xml:space="preserve">R</w:t>
@@ -4226,7 +4233,7 @@
                 <w:rFonts w:ascii="Avenir Next" w:hAnsi="Avenir Next" w:cs="Avenir Next" w:eastAsia="Avenir Next"/>
                 <w:b/>
                 <w:color w:val="1A1A1A"/>
-                <w:sz w:val="18"/>
+                <w:sz w:val="22"/>
                 <w:szCs w:val="18"/>
               </w:rPr>
               <w:t xml:space="preserve">p ≥ 250</w:t>
@@ -4242,7 +4249,7 @@
                 <w:rFonts w:ascii="Avenir Next" w:hAnsi="Avenir Next" w:cs="Avenir Next" w:eastAsia="Avenir Next"/>
                 <w:b/>
                 <w:color w:val="003A70"/>
-                <w:sz w:val="18"/>
+                <w:sz w:val="22"/>
                 <w:szCs w:val="18"/>
               </w:rPr>
               <w:t xml:space="preserve">W</w:t>
@@ -4265,7 +4272,7 @@
                 <w:rFonts w:ascii="Avenir Next" w:hAnsi="Avenir Next" w:cs="Avenir Next" w:eastAsia="Avenir Next"/>
                 <w:b/>
                 <w:color w:val="1A1A1A"/>
-                <w:sz w:val="18"/>
+                <w:sz w:val="22"/>
                 <w:szCs w:val="18"/>
               </w:rPr>
               <w:t xml:space="preserve">w &gt; 15</w:t>
@@ -4281,7 +4288,7 @@
                 <w:rFonts w:ascii="Avenir Next" w:hAnsi="Avenir Next" w:cs="Avenir Next" w:eastAsia="Avenir Next"/>
                 <w:b/>
                 <w:color w:val="003A70"/>
-                <w:sz w:val="18"/>
+                <w:sz w:val="22"/>
                 <w:szCs w:val="18"/>
               </w:rPr>
               <w:t xml:space="preserve">Q</w:t>
@@ -4304,7 +4311,7 @@
                 <w:rFonts w:ascii="Avenir Next" w:hAnsi="Avenir Next" w:cs="Avenir Next" w:eastAsia="Avenir Next"/>
                 <w:b/>
                 <w:color w:val="1A1A1A"/>
-                <w:sz w:val="18"/>
+                <w:sz w:val="22"/>
                 <w:szCs w:val="18"/>
               </w:rPr>
               <w:t xml:space="preserve">x ≥ −3</w:t>
@@ -4320,7 +4327,7 @@
                 <w:rFonts w:ascii="Avenir Next" w:hAnsi="Avenir Next" w:cs="Avenir Next" w:eastAsia="Avenir Next"/>
                 <w:b/>
                 <w:color w:val="003A70"/>
-                <w:sz w:val="18"/>
+                <w:sz w:val="22"/>
                 <w:szCs w:val="18"/>
               </w:rPr>
               <w:t xml:space="preserve">O</w:t>
@@ -4343,7 +4350,7 @@
                 <w:rFonts w:ascii="Avenir Next" w:hAnsi="Avenir Next" w:cs="Avenir Next" w:eastAsia="Avenir Next"/>
                 <w:b/>
                 <w:color w:val="1A1A1A"/>
-                <w:sz w:val="18"/>
+                <w:sz w:val="22"/>
                 <w:szCs w:val="18"/>
               </w:rPr>
               <w:t xml:space="preserve">t ≥ 8</w:t>
@@ -4359,7 +4366,7 @@
                 <w:rFonts w:ascii="Avenir Next" w:hAnsi="Avenir Next" w:cs="Avenir Next" w:eastAsia="Avenir Next"/>
                 <w:b/>
                 <w:color w:val="003A70"/>
-                <w:sz w:val="18"/>
+                <w:sz w:val="22"/>
                 <w:szCs w:val="18"/>
               </w:rPr>
               <w:t xml:space="preserve">Z</w:t>
@@ -4370,7 +4377,7 @@
     </w:tbl>
     <w:p>
       <w:pPr>
-        <w:spacing w:before="0" w:after="0" w:line="60" w:lineRule="auto"/>
+        <w:spacing w:before="0" w:after="0" w:line="50" w:lineRule="exact"/>
       </w:pPr>
     </w:p>
     <w:tbl>
@@ -4537,7 +4544,7 @@
     </w:tbl>
     <w:p>
       <w:pPr>
-        <w:spacing w:before="0" w:after="0" w:line="40" w:lineRule="auto"/>
+        <w:spacing w:before="0" w:after="0" w:line="50" w:lineRule="exact"/>
       </w:pPr>
     </w:p>
     <w:tbl>
@@ -4579,6 +4586,7 @@
           </w:tcPr>
           <w:p>
             <w:pPr>
+              <w:pStyle w:val="Heading2"/>
               <w:spacing w:before="0" w:after="0" w:line="240" w:lineRule="auto"/>
             </w:pPr>
             <w:r>
@@ -4616,7 +4624,7 @@
               <w:rPr>
                 <w:rFonts w:ascii="Avenir Next" w:hAnsi="Avenir Next" w:cs="Avenir Next" w:eastAsia="Avenir Next"/>
                 <w:color w:val="1A1A1A"/>
-                <w:sz w:val="17"/>
+                <w:sz w:val="22"/>
                 <w:szCs w:val="17"/>
               </w:rPr>
               <w:t xml:space="preserve">  I can do this on my own</w:t>
@@ -4645,7 +4653,7 @@
               <w:rPr>
                 <w:rFonts w:ascii="Avenir Next" w:hAnsi="Avenir Next" w:cs="Avenir Next" w:eastAsia="Avenir Next"/>
                 <w:color w:val="1A1A1A"/>
-                <w:sz w:val="17"/>
+                <w:sz w:val="22"/>
                 <w:szCs w:val="17"/>
               </w:rPr>
               <w:t xml:space="preserve">  I need a little help</w:t>
@@ -4674,7 +4682,7 @@
               <w:rPr>
                 <w:rFonts w:ascii="Avenir Next" w:hAnsi="Avenir Next" w:cs="Avenir Next" w:eastAsia="Avenir Next"/>
                 <w:color w:val="1A1A1A"/>
-                <w:sz w:val="17"/>
+                <w:sz w:val="22"/>
                 <w:szCs w:val="17"/>
               </w:rPr>
               <w:t xml:space="preserve">  I have a question about #</w:t>
@@ -4695,7 +4703,7 @@
     </w:tbl>
     <w:p>
       <w:pPr>
-        <w:spacing w:before="0" w:after="0" w:line="20" w:lineRule="exact"/>
+        <w:spacing w:before="0" w:after="0" w:line="50" w:lineRule="exact"/>
       </w:pPr>
     </w:p>
     <w:sectPr>
@@ -4781,7 +4789,106 @@
               <w:sz w:val="15"/>
               <w:szCs w:val="15"/>
             </w:rPr>
-            <w:t xml:space="preserve">Lesson 8-5  ·  Session 1  ·  Practice Form A</w:t>
+            <w:t xml:space="preserve">8-5 · Page </w:t>
+          </w:r>
+          <w:r>
+            <w:rPr>
+              <w:rFonts w:ascii="Avenir Next" w:hAnsi="Avenir Next" w:cs="Avenir Next" w:eastAsia="Avenir Next"/>
+              <w:color w:val="5A5F66"/>
+              <w:sz w:val="15"/>
+              <w:szCs w:val="15"/>
+            </w:rPr>
+            <w:fldChar w:fldCharType="begin"/>
+          </w:r>
+          <w:r>
+            <w:rPr>
+              <w:rFonts w:ascii="Avenir Next" w:hAnsi="Avenir Next" w:cs="Avenir Next" w:eastAsia="Avenir Next"/>
+              <w:color w:val="5A5F66"/>
+              <w:sz w:val="15"/>
+              <w:szCs w:val="15"/>
+            </w:rPr>
+            <w:instrText xml:space="preserve"> PAGE </w:instrText>
+          </w:r>
+          <w:r>
+            <w:rPr>
+              <w:rFonts w:ascii="Avenir Next" w:hAnsi="Avenir Next" w:cs="Avenir Next" w:eastAsia="Avenir Next"/>
+              <w:color w:val="5A5F66"/>
+              <w:sz w:val="15"/>
+              <w:szCs w:val="15"/>
+            </w:rPr>
+            <w:fldChar w:fldCharType="separate"/>
+          </w:r>
+          <w:r>
+            <w:rPr>
+              <w:rFonts w:ascii="Avenir Next" w:hAnsi="Avenir Next" w:cs="Avenir Next" w:eastAsia="Avenir Next"/>
+              <w:color w:val="5A5F66"/>
+              <w:sz w:val="15"/>
+              <w:szCs w:val="15"/>
+            </w:rPr>
+            <w:t xml:space="preserve">1</w:t>
+          </w:r>
+          <w:r>
+            <w:rPr>
+              <w:rFonts w:ascii="Avenir Next" w:hAnsi="Avenir Next" w:cs="Avenir Next" w:eastAsia="Avenir Next"/>
+              <w:color w:val="5A5F66"/>
+              <w:sz w:val="15"/>
+              <w:szCs w:val="15"/>
+            </w:rPr>
+            <w:fldChar w:fldCharType="end"/>
+          </w:r>
+          <w:r>
+            <w:rPr>
+              <w:rFonts w:ascii="Avenir Next" w:hAnsi="Avenir Next" w:cs="Avenir Next" w:eastAsia="Avenir Next"/>
+              <w:color w:val="5A5F66"/>
+              <w:sz w:val="15"/>
+              <w:szCs w:val="15"/>
+            </w:rPr>
+            <w:t xml:space="preserve"> of </w:t>
+          </w:r>
+          <w:r>
+            <w:rPr>
+              <w:rFonts w:ascii="Avenir Next" w:hAnsi="Avenir Next" w:cs="Avenir Next" w:eastAsia="Avenir Next"/>
+              <w:color w:val="5A5F66"/>
+              <w:sz w:val="15"/>
+              <w:szCs w:val="15"/>
+            </w:rPr>
+            <w:fldChar w:fldCharType="begin"/>
+          </w:r>
+          <w:r>
+            <w:rPr>
+              <w:rFonts w:ascii="Avenir Next" w:hAnsi="Avenir Next" w:cs="Avenir Next" w:eastAsia="Avenir Next"/>
+              <w:color w:val="5A5F66"/>
+              <w:sz w:val="15"/>
+              <w:szCs w:val="15"/>
+            </w:rPr>
+            <w:instrText xml:space="preserve"> NUMPAGES </w:instrText>
+          </w:r>
+          <w:r>
+            <w:rPr>
+              <w:rFonts w:ascii="Avenir Next" w:hAnsi="Avenir Next" w:cs="Avenir Next" w:eastAsia="Avenir Next"/>
+              <w:color w:val="5A5F66"/>
+              <w:sz w:val="15"/>
+              <w:szCs w:val="15"/>
+            </w:rPr>
+            <w:fldChar w:fldCharType="separate"/>
+          </w:r>
+          <w:r>
+            <w:rPr>
+              <w:rFonts w:ascii="Avenir Next" w:hAnsi="Avenir Next" w:cs="Avenir Next" w:eastAsia="Avenir Next"/>
+              <w:color w:val="5A5F66"/>
+              <w:sz w:val="15"/>
+              <w:szCs w:val="15"/>
+            </w:rPr>
+            <w:t xml:space="preserve">1</w:t>
+          </w:r>
+          <w:r>
+            <w:rPr>
+              <w:rFonts w:ascii="Avenir Next" w:hAnsi="Avenir Next" w:cs="Avenir Next" w:eastAsia="Avenir Next"/>
+              <w:color w:val="5A5F66"/>
+              <w:sz w:val="15"/>
+              <w:szCs w:val="15"/>
+            </w:rPr>
+            <w:fldChar w:fldCharType="end"/>
           </w:r>
         </w:p>
       </w:tc>
@@ -4824,5 +4931,23 @@
       </w:tblCellMar>
     </w:tblPr>
   </w:style>
+  <w:style w:type="paragraph" w:styleId="Heading1">
+    <w:name w:val="heading 1"/>
+    <w:basedOn w:val="Normal"/>
+    <w:pPr>
+      <w:outlineLvl w:val="0"/>
+      <w:keepNext w:val="0"/>
+      <w:keepLines w:val="0"/>
+    </w:pPr>
+  </w:style>
+  <w:style w:type="paragraph" w:styleId="Heading2">
+    <w:name w:val="heading 2"/>
+    <w:basedOn w:val="Normal"/>
+    <w:pPr>
+      <w:outlineLvl w:val="1"/>
+      <w:keepNext w:val="0"/>
+      <w:keepLines w:val="0"/>
+    </w:pPr>
+  </w:style>
 </w:styles>
 </file>